--- a/docs/academico/practica-06/F6_Requerimientos_Funcionales_Colegio_Andino.docx
+++ b/docs/academico/practica-06/F6_Requerimientos_Funcionales_Colegio_Andino.docx
@@ -2270,7 +2270,47 @@
                 <w:sz w:val="14"/>
                 <w:szCs w:val="14"/>
               </w:rPr>
-              <w:t xml:space="preserve">Plazas (sin superar las aprobadas), fechas de apertura y cierre y plazo objetivo del proceso (opcional, v1.1).</w:t>
+              <w:t xml:space="preserve">Plazas (sin superar las aprobadas) y fechas de apertura y cierre. </w:t>
+            </w:r>
+            <w:r>
+              <w:rPr>
+                <w:b/>
+                <w:bCs/>
+                <w:sz w:val="14"/>
+                <w:szCs w:val="14"/>
+              </w:rPr>
+              <w:t xml:space="preserve">Nota (H-09):</w:t>
+            </w:r>
+            <w:r>
+              <w:rPr>
+                <w:sz w:val="14"/>
+                <w:szCs w:val="14"/>
+              </w:rPr>
+              <w:t xml:space="preserve"> desde la v1.1 (Fase 16) el formulario incluye además el campo opcional </w:t>
+            </w:r>
+            <w:r>
+              <w:rPr>
+                <w:rFonts w:ascii="Consolas" w:hAnsi="Consolas"/>
+                <w:sz w:val="14"/>
+                <w:szCs w:val="14"/>
+              </w:rPr>
+              <w:t xml:space="preserve">target_completion_at</w:t>
+            </w:r>
+            <w:r>
+              <w:rPr>
+                <w:sz w:val="14"/>
+                <w:szCs w:val="14"/>
+              </w:rPr>
+              <w:t xml:space="preserve"> (plazo objetivo del proceso), un soporte operativo introducido para el servicio experimental RF-29. </w:t>
+            </w:r>
+            <w:r>
+              <w:rPr>
+                <w:b/>
+                <w:bCs/>
+                <w:sz w:val="14"/>
+                <w:szCs w:val="14"/>
+              </w:rPr>
+              <w:t xml:space="preserve">No forma parte del RF-06 de la línea base v1.0.</w:t>
             </w:r>
           </w:p>
         </w:tc>
@@ -5127,7 +5167,52 @@
           <w:b/>
           <w:bCs/>
         </w:rPr>
-        <w:t xml:space="preserve">Nombres canónicos y alias históricos</w:t>
+        <w:t xml:space="preserve">Nombres canónicos, fuente y alias históricos</w:t>
+      </w:r>
+    </w:p>
+    <w:p>
+      <w:pPr>
+        <w:spacing w:after="100"/>
+        <w:ind w:left="284"/>
+      </w:pPr>
+      <w:r>
+        <w:rPr>
+          <w:b/>
+          <w:bCs/>
+        </w:rPr>
+        <w:t xml:space="preserve">Nombre canónico:</w:t>
+      </w:r>
+      <w:r>
+        <w:t xml:space="preserve"> el del catálogo técnico de la línea base. </w:t>
+      </w:r>
+      <w:r>
+        <w:rPr>
+          <w:b/>
+          <w:bCs/>
+        </w:rPr>
+        <w:t xml:space="preserve">Fuente:</w:t>
+      </w:r>
+      <w:r>
+        <w:t xml:space="preserve"> Catálogo técnico de la línea base v1.1 (Fase 22): </w:t>
+      </w:r>
+      <w:r>
+        <w:rPr>
+          <w:rFonts w:ascii="Consolas" w:hAnsi="Consolas"/>
+        </w:rPr>
+        <w:t xml:space="preserve">docs/v1.1/uml/use-cases.md</w:t>
+      </w:r>
+      <w:r>
+        <w:t xml:space="preserve">, casos UC-RF01 a UC-RF27. Es el mismo catálogo del encargo F27B §2. </w:t>
+      </w:r>
+      <w:r>
+        <w:rPr>
+          <w:b/>
+          <w:bCs/>
+        </w:rPr>
+        <w:t xml:space="preserve">Alias histórico:</w:t>
+      </w:r>
+      <w:r>
+        <w:t xml:space="preserve"> el rótulo que otro documento usó para el mismo RF (abreviatura o variante). No es otro RF ni otro nombre oficial.</w:t>
       </w:r>
     </w:p>
     <w:tbl>
@@ -5139,10 +5224,11 @@
         <w:tblLook w:val="04A0" w:firstRow="1" w:lastRow="0" w:firstColumn="1" w:lastColumn="0" w:noHBand="0" w:noVBand="1"/>
       </w:tblPr>
       <w:tblGrid>
-        <w:gridCol w:w="739"/>
-        <w:gridCol w:w="2875"/>
+        <w:gridCol w:w="657"/>
         <w:gridCol w:w="2300"/>
-        <w:gridCol w:w="2300"/>
+        <w:gridCol w:w="1068"/>
+        <w:gridCol w:w="1807"/>
+        <w:gridCol w:w="2382"/>
       </w:tblGrid>
       <w:tr>
         <w:trPr>
@@ -5151,7 +5237,7 @@
         </w:trPr>
         <w:tc>
           <w:tcPr>
-            <w:tcW w:w="739" w:type="dxa"/>
+            <w:tcW w:w="657" w:type="dxa"/>
             <w:shd w:val="clear" w:color="auto" w:fill="D9E2F3"/>
           </w:tcPr>
           <w:p>
@@ -5163,16 +5249,16 @@
               <w:rPr>
                 <w:b/>
                 <w:bCs/>
-                <w:sz w:val="16"/>
-                <w:szCs w:val="16"/>
-              </w:rPr>
-              <w:t xml:space="preserve">ID</w:t>
-            </w:r>
-          </w:p>
-        </w:tc>
-        <w:tc>
-          <w:tcPr>
-            <w:tcW w:w="2875" w:type="dxa"/>
+                <w:sz w:val="15"/>
+                <w:szCs w:val="15"/>
+              </w:rPr>
+              <w:t xml:space="preserve">RF</w:t>
+            </w:r>
+          </w:p>
+        </w:tc>
+        <w:tc>
+          <w:tcPr>
+            <w:tcW w:w="2300" w:type="dxa"/>
             <w:shd w:val="clear" w:color="auto" w:fill="D9E2F3"/>
           </w:tcPr>
           <w:p>
@@ -5184,8 +5270,8 @@
               <w:rPr>
                 <w:b/>
                 <w:bCs/>
-                <w:sz w:val="16"/>
-                <w:szCs w:val="16"/>
+                <w:sz w:val="15"/>
+                <w:szCs w:val="15"/>
               </w:rPr>
               <w:t xml:space="preserve">Nombre canónico</w:t>
             </w:r>
@@ -5193,7 +5279,7 @@
         </w:tc>
         <w:tc>
           <w:tcPr>
-            <w:tcW w:w="2300" w:type="dxa"/>
+            <w:tcW w:w="1068" w:type="dxa"/>
             <w:shd w:val="clear" w:color="auto" w:fill="D9E2F3"/>
           </w:tcPr>
           <w:p>
@@ -5205,16 +5291,16 @@
               <w:rPr>
                 <w:b/>
                 <w:bCs/>
-                <w:sz w:val="16"/>
-                <w:szCs w:val="16"/>
-              </w:rPr>
-              <w:t xml:space="preserve">Alias en el F9 (v1.0 y v1.1)</w:t>
-            </w:r>
-          </w:p>
-        </w:tc>
-        <w:tc>
-          <w:tcPr>
-            <w:tcW w:w="2300" w:type="dxa"/>
+                <w:sz w:val="15"/>
+                <w:szCs w:val="15"/>
+              </w:rPr>
+              <w:t xml:space="preserve">Fuente</w:t>
+            </w:r>
+          </w:p>
+        </w:tc>
+        <w:tc>
+          <w:tcPr>
+            <w:tcW w:w="1807" w:type="dxa"/>
             <w:shd w:val="clear" w:color="auto" w:fill="D9E2F3"/>
           </w:tcPr>
           <w:p>
@@ -5226,31 +5312,242 @@
               <w:rPr>
                 <w:b/>
                 <w:bCs/>
-                <w:sz w:val="16"/>
-                <w:szCs w:val="16"/>
-              </w:rPr>
-              <w:t xml:space="preserve">Alias en el informe v1.0 (cap. 4)</w:t>
-            </w:r>
-          </w:p>
-        </w:tc>
-      </w:tr>
-      <w:tr>
-        <w:trPr>
-          <w:cantSplit/>
-        </w:trPr>
-        <w:tc>
-          <w:tcPr>
-            <w:tcW w:w="739" w:type="dxa"/>
-          </w:tcPr>
-          <w:p>
-            <w:pPr>
-              <w:spacing w:after="0" w:line="240" w:lineRule="auto"/>
-              <w:jc w:val="left"/>
-            </w:pPr>
-            <w:r>
-              <w:rPr>
-                <w:sz w:val="16"/>
-                <w:szCs w:val="16"/>
+                <w:sz w:val="15"/>
+                <w:szCs w:val="15"/>
+              </w:rPr>
+              <w:t xml:space="preserve">Alias histórico</w:t>
+            </w:r>
+          </w:p>
+        </w:tc>
+        <w:tc>
+          <w:tcPr>
+            <w:tcW w:w="2382" w:type="dxa"/>
+            <w:shd w:val="clear" w:color="auto" w:fill="D9E2F3"/>
+          </w:tcPr>
+          <w:p>
+            <w:pPr>
+              <w:spacing w:after="0" w:line="240" w:lineRule="auto"/>
+              <w:jc w:val="center"/>
+            </w:pPr>
+            <w:r>
+              <w:rPr>
+                <w:b/>
+                <w:bCs/>
+                <w:sz w:val="15"/>
+                <w:szCs w:val="15"/>
+              </w:rPr>
+              <w:t xml:space="preserve">Observación</w:t>
+            </w:r>
+          </w:p>
+        </w:tc>
+      </w:tr>
+      <w:tr>
+        <w:trPr>
+          <w:cantSplit/>
+        </w:trPr>
+        <w:tc>
+          <w:tcPr>
+            <w:tcW w:w="657" w:type="dxa"/>
+          </w:tcPr>
+          <w:p>
+            <w:pPr>
+              <w:spacing w:after="0" w:line="240" w:lineRule="auto"/>
+              <w:jc w:val="left"/>
+            </w:pPr>
+            <w:r>
+              <w:rPr>
+                <w:sz w:val="15"/>
+                <w:szCs w:val="15"/>
+              </w:rPr>
+              <w:t xml:space="preserve">RF-01</w:t>
+            </w:r>
+          </w:p>
+        </w:tc>
+        <w:tc>
+          <w:tcPr>
+            <w:tcW w:w="2300" w:type="dxa"/>
+          </w:tcPr>
+          <w:p>
+            <w:pPr>
+              <w:spacing w:after="0" w:line="240" w:lineRule="auto"/>
+              <w:jc w:val="left"/>
+            </w:pPr>
+            <w:r>
+              <w:rPr>
+                <w:sz w:val="15"/>
+                <w:szCs w:val="15"/>
+              </w:rPr>
+              <w:t xml:space="preserve">Registrar requerimiento de personal</w:t>
+            </w:r>
+          </w:p>
+        </w:tc>
+        <w:tc>
+          <w:tcPr>
+            <w:tcW w:w="1068" w:type="dxa"/>
+          </w:tcPr>
+          <w:p>
+            <w:pPr>
+              <w:spacing w:after="0" w:line="240" w:lineRule="auto"/>
+              <w:jc w:val="left"/>
+            </w:pPr>
+            <w:r>
+              <w:rPr>
+                <w:sz w:val="15"/>
+                <w:szCs w:val="15"/>
+              </w:rPr>
+              <w:t xml:space="preserve">UC-RF01 (F22)</w:t>
+            </w:r>
+          </w:p>
+        </w:tc>
+        <w:tc>
+          <w:tcPr>
+            <w:tcW w:w="1807" w:type="dxa"/>
+          </w:tcPr>
+          <w:p>
+            <w:pPr>
+              <w:spacing w:after="0" w:line="240" w:lineRule="auto"/>
+              <w:jc w:val="left"/>
+            </w:pPr>
+            <w:r>
+              <w:rPr>
+                <w:sz w:val="15"/>
+                <w:szCs w:val="15"/>
+              </w:rPr>
+              <w:t xml:space="preserve">—</w:t>
+            </w:r>
+          </w:p>
+        </w:tc>
+        <w:tc>
+          <w:tcPr>
+            <w:tcW w:w="2382" w:type="dxa"/>
+          </w:tcPr>
+          <w:p>
+            <w:pPr>
+              <w:spacing w:after="0" w:line="240" w:lineRule="auto"/>
+              <w:jc w:val="left"/>
+            </w:pPr>
+            <w:r>
+              <w:rPr>
+                <w:sz w:val="15"/>
+                <w:szCs w:val="15"/>
+              </w:rPr>
+              <w:t xml:space="preserve">Mismo nombre en el F9 y en el cap. 4 de v1.0</w:t>
+            </w:r>
+          </w:p>
+        </w:tc>
+      </w:tr>
+      <w:tr>
+        <w:trPr>
+          <w:cantSplit/>
+        </w:trPr>
+        <w:tc>
+          <w:tcPr>
+            <w:tcW w:w="657" w:type="dxa"/>
+          </w:tcPr>
+          <w:p>
+            <w:pPr>
+              <w:spacing w:after="0" w:line="240" w:lineRule="auto"/>
+              <w:jc w:val="left"/>
+            </w:pPr>
+            <w:r>
+              <w:rPr>
+                <w:sz w:val="15"/>
+                <w:szCs w:val="15"/>
+              </w:rPr>
+              <w:t xml:space="preserve">RF-02</w:t>
+            </w:r>
+          </w:p>
+        </w:tc>
+        <w:tc>
+          <w:tcPr>
+            <w:tcW w:w="2300" w:type="dxa"/>
+          </w:tcPr>
+          <w:p>
+            <w:pPr>
+              <w:spacing w:after="0" w:line="240" w:lineRule="auto"/>
+              <w:jc w:val="left"/>
+            </w:pPr>
+            <w:r>
+              <w:rPr>
+                <w:sz w:val="15"/>
+                <w:szCs w:val="15"/>
+              </w:rPr>
+              <w:t xml:space="preserve">Validar y corregir requerimiento</w:t>
+            </w:r>
+          </w:p>
+        </w:tc>
+        <w:tc>
+          <w:tcPr>
+            <w:tcW w:w="1068" w:type="dxa"/>
+          </w:tcPr>
+          <w:p>
+            <w:pPr>
+              <w:spacing w:after="0" w:line="240" w:lineRule="auto"/>
+              <w:jc w:val="left"/>
+            </w:pPr>
+            <w:r>
+              <w:rPr>
+                <w:sz w:val="15"/>
+                <w:szCs w:val="15"/>
+              </w:rPr>
+              <w:t xml:space="preserve">UC-RF02 (F22)</w:t>
+            </w:r>
+          </w:p>
+        </w:tc>
+        <w:tc>
+          <w:tcPr>
+            <w:tcW w:w="1807" w:type="dxa"/>
+          </w:tcPr>
+          <w:p>
+            <w:pPr>
+              <w:spacing w:after="0" w:line="240" w:lineRule="auto"/>
+              <w:jc w:val="left"/>
+            </w:pPr>
+            <w:r>
+              <w:rPr>
+                <w:sz w:val="15"/>
+                <w:szCs w:val="15"/>
+              </w:rPr>
+              <w:t xml:space="preserve">—</w:t>
+            </w:r>
+          </w:p>
+        </w:tc>
+        <w:tc>
+          <w:tcPr>
+            <w:tcW w:w="2382" w:type="dxa"/>
+          </w:tcPr>
+          <w:p>
+            <w:pPr>
+              <w:spacing w:after="0" w:line="240" w:lineRule="auto"/>
+              <w:jc w:val="left"/>
+            </w:pPr>
+            <w:r>
+              <w:rPr>
+                <w:sz w:val="15"/>
+                <w:szCs w:val="15"/>
+              </w:rPr>
+              <w:t xml:space="preserve">Mismo nombre en el F9 y en el cap. 4 de v1.0</w:t>
+            </w:r>
+          </w:p>
+        </w:tc>
+      </w:tr>
+      <w:tr>
+        <w:trPr>
+          <w:cantSplit/>
+        </w:trPr>
+        <w:tc>
+          <w:tcPr>
+            <w:tcW w:w="657" w:type="dxa"/>
+          </w:tcPr>
+          <w:p>
+            <w:pPr>
+              <w:spacing w:after="0" w:line="240" w:lineRule="auto"/>
+              <w:jc w:val="left"/>
+            </w:pPr>
+            <w:r>
+              <w:rPr>
+                <w:sz w:val="15"/>
+                <w:szCs w:val="15"/>
               </w:rPr>
               <w:t xml:space="preserve">RF-03</w:t>
             </w:r>
@@ -5258,17 +5555,17 @@
         </w:tc>
         <w:tc>
           <w:tcPr>
-            <w:tcW w:w="2875" w:type="dxa"/>
-          </w:tcPr>
-          <w:p>
-            <w:pPr>
-              <w:spacing w:after="0" w:line="240" w:lineRule="auto"/>
-              <w:jc w:val="left"/>
-            </w:pPr>
-            <w:r>
-              <w:rPr>
-                <w:sz w:val="16"/>
-                <w:szCs w:val="16"/>
+            <w:tcW w:w="2300" w:type="dxa"/>
+          </w:tcPr>
+          <w:p>
+            <w:pPr>
+              <w:spacing w:after="0" w:line="240" w:lineRule="auto"/>
+              <w:jc w:val="left"/>
+            </w:pPr>
+            <w:r>
+              <w:rPr>
+                <w:sz w:val="15"/>
+                <w:szCs w:val="15"/>
               </w:rPr>
               <w:t xml:space="preserve">Registrar aprobación o rechazo del requerimiento</w:t>
             </w:r>
@@ -5276,6 +5573,83 @@
         </w:tc>
         <w:tc>
           <w:tcPr>
+            <w:tcW w:w="1068" w:type="dxa"/>
+          </w:tcPr>
+          <w:p>
+            <w:pPr>
+              <w:spacing w:after="0" w:line="240" w:lineRule="auto"/>
+              <w:jc w:val="left"/>
+            </w:pPr>
+            <w:r>
+              <w:rPr>
+                <w:sz w:val="15"/>
+                <w:szCs w:val="15"/>
+              </w:rPr>
+              <w:t xml:space="preserve">UC-RF03 (F22)</w:t>
+            </w:r>
+          </w:p>
+        </w:tc>
+        <w:tc>
+          <w:tcPr>
+            <w:tcW w:w="1807" w:type="dxa"/>
+          </w:tcPr>
+          <w:p>
+            <w:pPr>
+              <w:spacing w:after="0" w:line="240" w:lineRule="auto"/>
+              <w:jc w:val="left"/>
+            </w:pPr>
+            <w:r>
+              <w:rPr>
+                <w:sz w:val="15"/>
+                <w:szCs w:val="15"/>
+              </w:rPr>
+              <w:t xml:space="preserve">Registrar aprobación o rechazo</w:t>
+            </w:r>
+          </w:p>
+        </w:tc>
+        <w:tc>
+          <w:tcPr>
+            <w:tcW w:w="2382" w:type="dxa"/>
+          </w:tcPr>
+          <w:p>
+            <w:pPr>
+              <w:spacing w:after="0" w:line="240" w:lineRule="auto"/>
+              <w:jc w:val="left"/>
+            </w:pPr>
+            <w:r>
+              <w:rPr>
+                <w:sz w:val="15"/>
+                <w:szCs w:val="15"/>
+              </w:rPr>
+              <w:t xml:space="preserve">Rótulo abreviado o variante usado en: F9 v1.0 y v1.1 (tabla de línea base funcional); informe v1.0, cap. 4 §4.2. No es un RF distinto</w:t>
+            </w:r>
+          </w:p>
+        </w:tc>
+      </w:tr>
+      <w:tr>
+        <w:trPr>
+          <w:cantSplit/>
+        </w:trPr>
+        <w:tc>
+          <w:tcPr>
+            <w:tcW w:w="657" w:type="dxa"/>
+          </w:tcPr>
+          <w:p>
+            <w:pPr>
+              <w:spacing w:after="0" w:line="240" w:lineRule="auto"/>
+              <w:jc w:val="left"/>
+            </w:pPr>
+            <w:r>
+              <w:rPr>
+                <w:sz w:val="15"/>
+                <w:szCs w:val="15"/>
+              </w:rPr>
+              <w:t xml:space="preserve">RF-04</w:t>
+            </w:r>
+          </w:p>
+        </w:tc>
+        <w:tc>
+          <w:tcPr>
             <w:tcW w:w="2300" w:type="dxa"/>
           </w:tcPr>
           <w:p>
@@ -5285,10 +5659,87 @@
             </w:pPr>
             <w:r>
               <w:rPr>
-                <w:sz w:val="16"/>
-                <w:szCs w:val="16"/>
-              </w:rPr>
-              <w:t xml:space="preserve">Registrar aprobación o rechazo</w:t>
+                <w:sz w:val="15"/>
+                <w:szCs w:val="15"/>
+              </w:rPr>
+              <w:t xml:space="preserve">Notificar rechazo del requerimiento</w:t>
+            </w:r>
+          </w:p>
+        </w:tc>
+        <w:tc>
+          <w:tcPr>
+            <w:tcW w:w="1068" w:type="dxa"/>
+          </w:tcPr>
+          <w:p>
+            <w:pPr>
+              <w:spacing w:after="0" w:line="240" w:lineRule="auto"/>
+              <w:jc w:val="left"/>
+            </w:pPr>
+            <w:r>
+              <w:rPr>
+                <w:sz w:val="15"/>
+                <w:szCs w:val="15"/>
+              </w:rPr>
+              <w:t xml:space="preserve">UC-RF04 (F22)</w:t>
+            </w:r>
+          </w:p>
+        </w:tc>
+        <w:tc>
+          <w:tcPr>
+            <w:tcW w:w="1807" w:type="dxa"/>
+          </w:tcPr>
+          <w:p>
+            <w:pPr>
+              <w:spacing w:after="0" w:line="240" w:lineRule="auto"/>
+              <w:jc w:val="left"/>
+            </w:pPr>
+            <w:r>
+              <w:rPr>
+                <w:sz w:val="15"/>
+                <w:szCs w:val="15"/>
+              </w:rPr>
+              <w:t xml:space="preserve">Notificar rechazo</w:t>
+            </w:r>
+          </w:p>
+        </w:tc>
+        <w:tc>
+          <w:tcPr>
+            <w:tcW w:w="2382" w:type="dxa"/>
+          </w:tcPr>
+          <w:p>
+            <w:pPr>
+              <w:spacing w:after="0" w:line="240" w:lineRule="auto"/>
+              <w:jc w:val="left"/>
+            </w:pPr>
+            <w:r>
+              <w:rPr>
+                <w:sz w:val="15"/>
+                <w:szCs w:val="15"/>
+              </w:rPr>
+              <w:t xml:space="preserve">Rótulo abreviado o variante usado en: F9 v1.0 y v1.1 (tabla de línea base funcional); informe v1.0, cap. 4 §4.2. No es un RF distinto</w:t>
+            </w:r>
+          </w:p>
+        </w:tc>
+      </w:tr>
+      <w:tr>
+        <w:trPr>
+          <w:cantSplit/>
+        </w:trPr>
+        <w:tc>
+          <w:tcPr>
+            <w:tcW w:w="657" w:type="dxa"/>
+          </w:tcPr>
+          <w:p>
+            <w:pPr>
+              <w:spacing w:after="0" w:line="240" w:lineRule="auto"/>
+              <w:jc w:val="left"/>
+            </w:pPr>
+            <w:r>
+              <w:rPr>
+                <w:sz w:val="15"/>
+                <w:szCs w:val="15"/>
+              </w:rPr>
+              <w:t xml:space="preserve">RF-05</w:t>
             </w:r>
           </w:p>
         </w:tc>
@@ -5303,51 +5754,87 @@
             </w:pPr>
             <w:r>
               <w:rPr>
-                <w:sz w:val="16"/>
-                <w:szCs w:val="16"/>
-              </w:rPr>
-              <w:t xml:space="preserve">Registrar aprobación o rechazo</w:t>
-            </w:r>
-          </w:p>
-        </w:tc>
-      </w:tr>
-      <w:tr>
-        <w:trPr>
-          <w:cantSplit/>
-        </w:trPr>
-        <w:tc>
-          <w:tcPr>
-            <w:tcW w:w="739" w:type="dxa"/>
-          </w:tcPr>
-          <w:p>
-            <w:pPr>
-              <w:spacing w:after="0" w:line="240" w:lineRule="auto"/>
-              <w:jc w:val="left"/>
-            </w:pPr>
-            <w:r>
-              <w:rPr>
-                <w:sz w:val="16"/>
-                <w:szCs w:val="16"/>
-              </w:rPr>
-              <w:t xml:space="preserve">RF-04</w:t>
-            </w:r>
-          </w:p>
-        </w:tc>
-        <w:tc>
-          <w:tcPr>
-            <w:tcW w:w="2875" w:type="dxa"/>
-          </w:tcPr>
-          <w:p>
-            <w:pPr>
-              <w:spacing w:after="0" w:line="240" w:lineRule="auto"/>
-              <w:jc w:val="left"/>
-            </w:pPr>
-            <w:r>
-              <w:rPr>
-                <w:sz w:val="16"/>
-                <w:szCs w:val="16"/>
-              </w:rPr>
-              <w:t xml:space="preserve">Notificar rechazo del requerimiento</w:t>
+                <w:sz w:val="15"/>
+                <w:szCs w:val="15"/>
+              </w:rPr>
+              <w:t xml:space="preserve">Registrar perfil y criterios del puesto</w:t>
+            </w:r>
+          </w:p>
+        </w:tc>
+        <w:tc>
+          <w:tcPr>
+            <w:tcW w:w="1068" w:type="dxa"/>
+          </w:tcPr>
+          <w:p>
+            <w:pPr>
+              <w:spacing w:after="0" w:line="240" w:lineRule="auto"/>
+              <w:jc w:val="left"/>
+            </w:pPr>
+            <w:r>
+              <w:rPr>
+                <w:sz w:val="15"/>
+                <w:szCs w:val="15"/>
+              </w:rPr>
+              <w:t xml:space="preserve">UC-RF05 (F22)</w:t>
+            </w:r>
+          </w:p>
+        </w:tc>
+        <w:tc>
+          <w:tcPr>
+            <w:tcW w:w="1807" w:type="dxa"/>
+          </w:tcPr>
+          <w:p>
+            <w:pPr>
+              <w:spacing w:after="0" w:line="240" w:lineRule="auto"/>
+              <w:jc w:val="left"/>
+            </w:pPr>
+            <w:r>
+              <w:rPr>
+                <w:sz w:val="15"/>
+                <w:szCs w:val="15"/>
+              </w:rPr>
+              <w:t xml:space="preserve">Registrar perfil y criterios</w:t>
+            </w:r>
+          </w:p>
+        </w:tc>
+        <w:tc>
+          <w:tcPr>
+            <w:tcW w:w="2382" w:type="dxa"/>
+          </w:tcPr>
+          <w:p>
+            <w:pPr>
+              <w:spacing w:after="0" w:line="240" w:lineRule="auto"/>
+              <w:jc w:val="left"/>
+            </w:pPr>
+            <w:r>
+              <w:rPr>
+                <w:sz w:val="15"/>
+                <w:szCs w:val="15"/>
+              </w:rPr>
+              <w:t xml:space="preserve">Rótulo abreviado o variante usado en: informe v1.0, cap. 4 §4.2. No es un RF distinto</w:t>
+            </w:r>
+          </w:p>
+        </w:tc>
+      </w:tr>
+      <w:tr>
+        <w:trPr>
+          <w:cantSplit/>
+        </w:trPr>
+        <w:tc>
+          <w:tcPr>
+            <w:tcW w:w="657" w:type="dxa"/>
+          </w:tcPr>
+          <w:p>
+            <w:pPr>
+              <w:spacing w:after="0" w:line="240" w:lineRule="auto"/>
+              <w:jc w:val="left"/>
+            </w:pPr>
+            <w:r>
+              <w:rPr>
+                <w:sz w:val="15"/>
+                <w:szCs w:val="15"/>
+              </w:rPr>
+              <w:t xml:space="preserve">RF-06</w:t>
             </w:r>
           </w:p>
         </w:tc>
@@ -5362,10 +5849,87 @@
             </w:pPr>
             <w:r>
               <w:rPr>
-                <w:sz w:val="16"/>
-                <w:szCs w:val="16"/>
-              </w:rPr>
-              <w:t xml:space="preserve">Notificar rechazo</w:t>
+                <w:sz w:val="15"/>
+                <w:szCs w:val="15"/>
+              </w:rPr>
+              <w:t xml:space="preserve">Configurar y validar vacante</w:t>
+            </w:r>
+          </w:p>
+        </w:tc>
+        <w:tc>
+          <w:tcPr>
+            <w:tcW w:w="1068" w:type="dxa"/>
+          </w:tcPr>
+          <w:p>
+            <w:pPr>
+              <w:spacing w:after="0" w:line="240" w:lineRule="auto"/>
+              <w:jc w:val="left"/>
+            </w:pPr>
+            <w:r>
+              <w:rPr>
+                <w:sz w:val="15"/>
+                <w:szCs w:val="15"/>
+              </w:rPr>
+              <w:t xml:space="preserve">UC-RF06 (F22)</w:t>
+            </w:r>
+          </w:p>
+        </w:tc>
+        <w:tc>
+          <w:tcPr>
+            <w:tcW w:w="1807" w:type="dxa"/>
+          </w:tcPr>
+          <w:p>
+            <w:pPr>
+              <w:spacing w:after="0" w:line="240" w:lineRule="auto"/>
+              <w:jc w:val="left"/>
+            </w:pPr>
+            <w:r>
+              <w:rPr>
+                <w:sz w:val="15"/>
+                <w:szCs w:val="15"/>
+              </w:rPr>
+              <w:t xml:space="preserve">—</w:t>
+            </w:r>
+          </w:p>
+        </w:tc>
+        <w:tc>
+          <w:tcPr>
+            <w:tcW w:w="2382" w:type="dxa"/>
+          </w:tcPr>
+          <w:p>
+            <w:pPr>
+              <w:spacing w:after="0" w:line="240" w:lineRule="auto"/>
+              <w:jc w:val="left"/>
+            </w:pPr>
+            <w:r>
+              <w:rPr>
+                <w:sz w:val="15"/>
+                <w:szCs w:val="15"/>
+              </w:rPr>
+              <w:t xml:space="preserve">Mismo nombre en el F9 y en el cap. 4 de v1.0</w:t>
+            </w:r>
+          </w:p>
+        </w:tc>
+      </w:tr>
+      <w:tr>
+        <w:trPr>
+          <w:cantSplit/>
+        </w:trPr>
+        <w:tc>
+          <w:tcPr>
+            <w:tcW w:w="657" w:type="dxa"/>
+          </w:tcPr>
+          <w:p>
+            <w:pPr>
+              <w:spacing w:after="0" w:line="240" w:lineRule="auto"/>
+              <w:jc w:val="left"/>
+            </w:pPr>
+            <w:r>
+              <w:rPr>
+                <w:sz w:val="15"/>
+                <w:szCs w:val="15"/>
+              </w:rPr>
+              <w:t xml:space="preserve">RF-07</w:t>
             </w:r>
           </w:p>
         </w:tc>
@@ -5380,51 +5944,87 @@
             </w:pPr>
             <w:r>
               <w:rPr>
-                <w:sz w:val="16"/>
-                <w:szCs w:val="16"/>
-              </w:rPr>
-              <w:t xml:space="preserve">Notificar rechazo</w:t>
-            </w:r>
-          </w:p>
-        </w:tc>
-      </w:tr>
-      <w:tr>
-        <w:trPr>
-          <w:cantSplit/>
-        </w:trPr>
-        <w:tc>
-          <w:tcPr>
-            <w:tcW w:w="739" w:type="dxa"/>
-          </w:tcPr>
-          <w:p>
-            <w:pPr>
-              <w:spacing w:after="0" w:line="240" w:lineRule="auto"/>
-              <w:jc w:val="left"/>
-            </w:pPr>
-            <w:r>
-              <w:rPr>
-                <w:sz w:val="16"/>
-                <w:szCs w:val="16"/>
-              </w:rPr>
-              <w:t xml:space="preserve">RF-05</w:t>
-            </w:r>
-          </w:p>
-        </w:tc>
-        <w:tc>
-          <w:tcPr>
-            <w:tcW w:w="2875" w:type="dxa"/>
-          </w:tcPr>
-          <w:p>
-            <w:pPr>
-              <w:spacing w:after="0" w:line="240" w:lineRule="auto"/>
-              <w:jc w:val="left"/>
-            </w:pPr>
-            <w:r>
-              <w:rPr>
-                <w:sz w:val="16"/>
-                <w:szCs w:val="16"/>
-              </w:rPr>
-              <w:t xml:space="preserve">Registrar perfil y criterios del puesto</w:t>
+                <w:sz w:val="15"/>
+                <w:szCs w:val="15"/>
+              </w:rPr>
+              <w:t xml:space="preserve">Publicar vacante</w:t>
+            </w:r>
+          </w:p>
+        </w:tc>
+        <w:tc>
+          <w:tcPr>
+            <w:tcW w:w="1068" w:type="dxa"/>
+          </w:tcPr>
+          <w:p>
+            <w:pPr>
+              <w:spacing w:after="0" w:line="240" w:lineRule="auto"/>
+              <w:jc w:val="left"/>
+            </w:pPr>
+            <w:r>
+              <w:rPr>
+                <w:sz w:val="15"/>
+                <w:szCs w:val="15"/>
+              </w:rPr>
+              <w:t xml:space="preserve">UC-RF07 (F22)</w:t>
+            </w:r>
+          </w:p>
+        </w:tc>
+        <w:tc>
+          <w:tcPr>
+            <w:tcW w:w="1807" w:type="dxa"/>
+          </w:tcPr>
+          <w:p>
+            <w:pPr>
+              <w:spacing w:after="0" w:line="240" w:lineRule="auto"/>
+              <w:jc w:val="left"/>
+            </w:pPr>
+            <w:r>
+              <w:rPr>
+                <w:sz w:val="15"/>
+                <w:szCs w:val="15"/>
+              </w:rPr>
+              <w:t xml:space="preserve">—</w:t>
+            </w:r>
+          </w:p>
+        </w:tc>
+        <w:tc>
+          <w:tcPr>
+            <w:tcW w:w="2382" w:type="dxa"/>
+          </w:tcPr>
+          <w:p>
+            <w:pPr>
+              <w:spacing w:after="0" w:line="240" w:lineRule="auto"/>
+              <w:jc w:val="left"/>
+            </w:pPr>
+            <w:r>
+              <w:rPr>
+                <w:sz w:val="15"/>
+                <w:szCs w:val="15"/>
+              </w:rPr>
+              <w:t xml:space="preserve">Mismo nombre en el F9 y en el cap. 4 de v1.0</w:t>
+            </w:r>
+          </w:p>
+        </w:tc>
+      </w:tr>
+      <w:tr>
+        <w:trPr>
+          <w:cantSplit/>
+        </w:trPr>
+        <w:tc>
+          <w:tcPr>
+            <w:tcW w:w="657" w:type="dxa"/>
+          </w:tcPr>
+          <w:p>
+            <w:pPr>
+              <w:spacing w:after="0" w:line="240" w:lineRule="auto"/>
+              <w:jc w:val="left"/>
+            </w:pPr>
+            <w:r>
+              <w:rPr>
+                <w:sz w:val="15"/>
+                <w:szCs w:val="15"/>
+              </w:rPr>
+              <w:t xml:space="preserve">RF-08</w:t>
             </w:r>
           </w:p>
         </w:tc>
@@ -5439,8 +6039,234 @@
             </w:pPr>
             <w:r>
               <w:rPr>
-                <w:sz w:val="16"/>
-                <w:szCs w:val="16"/>
+                <w:sz w:val="15"/>
+                <w:szCs w:val="15"/>
+              </w:rPr>
+              <w:t xml:space="preserve">Gestionar cuenta y acceso del postulante</w:t>
+            </w:r>
+          </w:p>
+        </w:tc>
+        <w:tc>
+          <w:tcPr>
+            <w:tcW w:w="1068" w:type="dxa"/>
+          </w:tcPr>
+          <w:p>
+            <w:pPr>
+              <w:spacing w:after="0" w:line="240" w:lineRule="auto"/>
+              <w:jc w:val="left"/>
+            </w:pPr>
+            <w:r>
+              <w:rPr>
+                <w:sz w:val="15"/>
+                <w:szCs w:val="15"/>
+              </w:rPr>
+              <w:t xml:space="preserve">UC-RF08 (F22)</w:t>
+            </w:r>
+          </w:p>
+        </w:tc>
+        <w:tc>
+          <w:tcPr>
+            <w:tcW w:w="1807" w:type="dxa"/>
+          </w:tcPr>
+          <w:p>
+            <w:pPr>
+              <w:spacing w:after="0" w:line="240" w:lineRule="auto"/>
+              <w:jc w:val="left"/>
+            </w:pPr>
+            <w:r>
+              <w:rPr>
+                <w:sz w:val="15"/>
+                <w:szCs w:val="15"/>
+              </w:rPr>
+              <w:t xml:space="preserve">Gestionar cuenta y acceso</w:t>
+            </w:r>
+          </w:p>
+        </w:tc>
+        <w:tc>
+          <w:tcPr>
+            <w:tcW w:w="2382" w:type="dxa"/>
+          </w:tcPr>
+          <w:p>
+            <w:pPr>
+              <w:spacing w:after="0" w:line="240" w:lineRule="auto"/>
+              <w:jc w:val="left"/>
+            </w:pPr>
+            <w:r>
+              <w:rPr>
+                <w:sz w:val="15"/>
+                <w:szCs w:val="15"/>
+              </w:rPr>
+              <w:t xml:space="preserve">Rótulo abreviado o variante usado en: F9 v1.0 y v1.1 (tabla de línea base funcional). No es un RF distinto</w:t>
+            </w:r>
+          </w:p>
+        </w:tc>
+      </w:tr>
+      <w:tr>
+        <w:trPr>
+          <w:cantSplit/>
+        </w:trPr>
+        <w:tc>
+          <w:tcPr>
+            <w:tcW w:w="657" w:type="dxa"/>
+          </w:tcPr>
+          <w:p>
+            <w:pPr>
+              <w:spacing w:after="0" w:line="240" w:lineRule="auto"/>
+              <w:jc w:val="left"/>
+            </w:pPr>
+            <w:r>
+              <w:rPr>
+                <w:sz w:val="15"/>
+                <w:szCs w:val="15"/>
+              </w:rPr>
+              <w:t xml:space="preserve">RF-09</w:t>
+            </w:r>
+          </w:p>
+        </w:tc>
+        <w:tc>
+          <w:tcPr>
+            <w:tcW w:w="2300" w:type="dxa"/>
+          </w:tcPr>
+          <w:p>
+            <w:pPr>
+              <w:spacing w:after="0" w:line="240" w:lineRule="auto"/>
+              <w:jc w:val="left"/>
+            </w:pPr>
+            <w:r>
+              <w:rPr>
+                <w:sz w:val="15"/>
+                <w:szCs w:val="15"/>
+              </w:rPr>
+              <w:t xml:space="preserve">Gestionar perfil y CV del postulante</w:t>
+            </w:r>
+          </w:p>
+        </w:tc>
+        <w:tc>
+          <w:tcPr>
+            <w:tcW w:w="1068" w:type="dxa"/>
+          </w:tcPr>
+          <w:p>
+            <w:pPr>
+              <w:spacing w:after="0" w:line="240" w:lineRule="auto"/>
+              <w:jc w:val="left"/>
+            </w:pPr>
+            <w:r>
+              <w:rPr>
+                <w:sz w:val="15"/>
+                <w:szCs w:val="15"/>
+              </w:rPr>
+              <w:t xml:space="preserve">UC-RF09 (F22)</w:t>
+            </w:r>
+          </w:p>
+        </w:tc>
+        <w:tc>
+          <w:tcPr>
+            <w:tcW w:w="1807" w:type="dxa"/>
+          </w:tcPr>
+          <w:p>
+            <w:pPr>
+              <w:spacing w:after="0" w:line="240" w:lineRule="auto"/>
+              <w:jc w:val="left"/>
+            </w:pPr>
+            <w:r>
+              <w:rPr>
+                <w:sz w:val="15"/>
+                <w:szCs w:val="15"/>
+              </w:rPr>
+              <w:t xml:space="preserve">Gestionar perfil y CV</w:t>
+            </w:r>
+          </w:p>
+        </w:tc>
+        <w:tc>
+          <w:tcPr>
+            <w:tcW w:w="2382" w:type="dxa"/>
+          </w:tcPr>
+          <w:p>
+            <w:pPr>
+              <w:spacing w:after="0" w:line="240" w:lineRule="auto"/>
+              <w:jc w:val="left"/>
+            </w:pPr>
+            <w:r>
+              <w:rPr>
+                <w:sz w:val="15"/>
+                <w:szCs w:val="15"/>
+              </w:rPr>
+              <w:t xml:space="preserve">Rótulo abreviado o variante usado en: F9 v1.0 y v1.1 (tabla de línea base funcional); informe v1.0, cap. 4 §4.2. No es un RF distinto</w:t>
+            </w:r>
+          </w:p>
+        </w:tc>
+      </w:tr>
+      <w:tr>
+        <w:trPr>
+          <w:cantSplit/>
+        </w:trPr>
+        <w:tc>
+          <w:tcPr>
+            <w:tcW w:w="657" w:type="dxa"/>
+          </w:tcPr>
+          <w:p>
+            <w:pPr>
+              <w:spacing w:after="0" w:line="240" w:lineRule="auto"/>
+              <w:jc w:val="left"/>
+            </w:pPr>
+            <w:r>
+              <w:rPr>
+                <w:sz w:val="15"/>
+                <w:szCs w:val="15"/>
+              </w:rPr>
+              <w:t xml:space="preserve">RF-10</w:t>
+            </w:r>
+          </w:p>
+        </w:tc>
+        <w:tc>
+          <w:tcPr>
+            <w:tcW w:w="2300" w:type="dxa"/>
+          </w:tcPr>
+          <w:p>
+            <w:pPr>
+              <w:spacing w:after="0" w:line="240" w:lineRule="auto"/>
+              <w:jc w:val="left"/>
+            </w:pPr>
+            <w:r>
+              <w:rPr>
+                <w:sz w:val="15"/>
+                <w:szCs w:val="15"/>
+              </w:rPr>
+              <w:t xml:space="preserve">Registrar postulación</w:t>
+            </w:r>
+          </w:p>
+        </w:tc>
+        <w:tc>
+          <w:tcPr>
+            <w:tcW w:w="1068" w:type="dxa"/>
+          </w:tcPr>
+          <w:p>
+            <w:pPr>
+              <w:spacing w:after="0" w:line="240" w:lineRule="auto"/>
+              <w:jc w:val="left"/>
+            </w:pPr>
+            <w:r>
+              <w:rPr>
+                <w:sz w:val="15"/>
+                <w:szCs w:val="15"/>
+              </w:rPr>
+              <w:t xml:space="preserve">UC-RF10 (F22)</w:t>
+            </w:r>
+          </w:p>
+        </w:tc>
+        <w:tc>
+          <w:tcPr>
+            <w:tcW w:w="1807" w:type="dxa"/>
+          </w:tcPr>
+          <w:p>
+            <w:pPr>
+              <w:spacing w:after="0" w:line="240" w:lineRule="auto"/>
+              <w:jc w:val="left"/>
+            </w:pPr>
+            <w:r>
+              <w:rPr>
+                <w:sz w:val="15"/>
+                <w:szCs w:val="15"/>
               </w:rPr>
               <w:t xml:space="preserve">—</w:t>
             </w:r>
@@ -5448,6 +6274,47 @@
         </w:tc>
         <w:tc>
           <w:tcPr>
+            <w:tcW w:w="2382" w:type="dxa"/>
+          </w:tcPr>
+          <w:p>
+            <w:pPr>
+              <w:spacing w:after="0" w:line="240" w:lineRule="auto"/>
+              <w:jc w:val="left"/>
+            </w:pPr>
+            <w:r>
+              <w:rPr>
+                <w:sz w:val="15"/>
+                <w:szCs w:val="15"/>
+              </w:rPr>
+              <w:t xml:space="preserve">Mismo nombre en el F9 y en el cap. 4 de v1.0</w:t>
+            </w:r>
+          </w:p>
+        </w:tc>
+      </w:tr>
+      <w:tr>
+        <w:trPr>
+          <w:cantSplit/>
+        </w:trPr>
+        <w:tc>
+          <w:tcPr>
+            <w:tcW w:w="657" w:type="dxa"/>
+          </w:tcPr>
+          <w:p>
+            <w:pPr>
+              <w:spacing w:after="0" w:line="240" w:lineRule="auto"/>
+              <w:jc w:val="left"/>
+            </w:pPr>
+            <w:r>
+              <w:rPr>
+                <w:sz w:val="15"/>
+                <w:szCs w:val="15"/>
+              </w:rPr>
+              <w:t xml:space="preserve">RF-11</w:t>
+            </w:r>
+          </w:p>
+        </w:tc>
+        <w:tc>
+          <w:tcPr>
             <w:tcW w:w="2300" w:type="dxa"/>
           </w:tcPr>
           <w:p>
@@ -5457,51 +6324,87 @@
             </w:pPr>
             <w:r>
               <w:rPr>
-                <w:sz w:val="16"/>
-                <w:szCs w:val="16"/>
-              </w:rPr>
-              <w:t xml:space="preserve">Registrar perfil y criterios</w:t>
-            </w:r>
-          </w:p>
-        </w:tc>
-      </w:tr>
-      <w:tr>
-        <w:trPr>
-          <w:cantSplit/>
-        </w:trPr>
-        <w:tc>
-          <w:tcPr>
-            <w:tcW w:w="739" w:type="dxa"/>
-          </w:tcPr>
-          <w:p>
-            <w:pPr>
-              <w:spacing w:after="0" w:line="240" w:lineRule="auto"/>
-              <w:jc w:val="left"/>
-            </w:pPr>
-            <w:r>
-              <w:rPr>
-                <w:sz w:val="16"/>
-                <w:szCs w:val="16"/>
-              </w:rPr>
-              <w:t xml:space="preserve">RF-08</w:t>
-            </w:r>
-          </w:p>
-        </w:tc>
-        <w:tc>
-          <w:tcPr>
-            <w:tcW w:w="2875" w:type="dxa"/>
-          </w:tcPr>
-          <w:p>
-            <w:pPr>
-              <w:spacing w:after="0" w:line="240" w:lineRule="auto"/>
-              <w:jc w:val="left"/>
-            </w:pPr>
-            <w:r>
-              <w:rPr>
-                <w:sz w:val="16"/>
-                <w:szCs w:val="16"/>
-              </w:rPr>
-              <w:t xml:space="preserve">Gestionar cuenta y acceso del postulante</w:t>
+                <w:sz w:val="15"/>
+                <w:szCs w:val="15"/>
+              </w:rPr>
+              <w:t xml:space="preserve">Confirmar postulación al postulante</w:t>
+            </w:r>
+          </w:p>
+        </w:tc>
+        <w:tc>
+          <w:tcPr>
+            <w:tcW w:w="1068" w:type="dxa"/>
+          </w:tcPr>
+          <w:p>
+            <w:pPr>
+              <w:spacing w:after="0" w:line="240" w:lineRule="auto"/>
+              <w:jc w:val="left"/>
+            </w:pPr>
+            <w:r>
+              <w:rPr>
+                <w:sz w:val="15"/>
+                <w:szCs w:val="15"/>
+              </w:rPr>
+              <w:t xml:space="preserve">UC-RF11 (F22)</w:t>
+            </w:r>
+          </w:p>
+        </w:tc>
+        <w:tc>
+          <w:tcPr>
+            <w:tcW w:w="1807" w:type="dxa"/>
+          </w:tcPr>
+          <w:p>
+            <w:pPr>
+              <w:spacing w:after="0" w:line="240" w:lineRule="auto"/>
+              <w:jc w:val="left"/>
+            </w:pPr>
+            <w:r>
+              <w:rPr>
+                <w:sz w:val="15"/>
+                <w:szCs w:val="15"/>
+              </w:rPr>
+              <w:t xml:space="preserve">Confirmar postulación</w:t>
+            </w:r>
+          </w:p>
+        </w:tc>
+        <w:tc>
+          <w:tcPr>
+            <w:tcW w:w="2382" w:type="dxa"/>
+          </w:tcPr>
+          <w:p>
+            <w:pPr>
+              <w:spacing w:after="0" w:line="240" w:lineRule="auto"/>
+              <w:jc w:val="left"/>
+            </w:pPr>
+            <w:r>
+              <w:rPr>
+                <w:sz w:val="15"/>
+                <w:szCs w:val="15"/>
+              </w:rPr>
+              <w:t xml:space="preserve">Rótulo abreviado o variante usado en: F9 v1.0 y v1.1 (tabla de línea base funcional); informe v1.0, cap. 4 §4.2. No es un RF distinto</w:t>
+            </w:r>
+          </w:p>
+        </w:tc>
+      </w:tr>
+      <w:tr>
+        <w:trPr>
+          <w:cantSplit/>
+        </w:trPr>
+        <w:tc>
+          <w:tcPr>
+            <w:tcW w:w="657" w:type="dxa"/>
+          </w:tcPr>
+          <w:p>
+            <w:pPr>
+              <w:spacing w:after="0" w:line="240" w:lineRule="auto"/>
+              <w:jc w:val="left"/>
+            </w:pPr>
+            <w:r>
+              <w:rPr>
+                <w:sz w:val="15"/>
+                <w:szCs w:val="15"/>
+              </w:rPr>
+              <w:t xml:space="preserve">RF-12</w:t>
             </w:r>
           </w:p>
         </w:tc>
@@ -5516,10 +6419,87 @@
             </w:pPr>
             <w:r>
               <w:rPr>
-                <w:sz w:val="16"/>
-                <w:szCs w:val="16"/>
-              </w:rPr>
-              <w:t xml:space="preserve">Gestionar cuenta y acceso</w:t>
+                <w:sz w:val="15"/>
+                <w:szCs w:val="15"/>
+              </w:rPr>
+              <w:t xml:space="preserve">Consultar y revisar postulaciones</w:t>
+            </w:r>
+          </w:p>
+        </w:tc>
+        <w:tc>
+          <w:tcPr>
+            <w:tcW w:w="1068" w:type="dxa"/>
+          </w:tcPr>
+          <w:p>
+            <w:pPr>
+              <w:spacing w:after="0" w:line="240" w:lineRule="auto"/>
+              <w:jc w:val="left"/>
+            </w:pPr>
+            <w:r>
+              <w:rPr>
+                <w:sz w:val="15"/>
+                <w:szCs w:val="15"/>
+              </w:rPr>
+              <w:t xml:space="preserve">UC-RF12 (F22)</w:t>
+            </w:r>
+          </w:p>
+        </w:tc>
+        <w:tc>
+          <w:tcPr>
+            <w:tcW w:w="1807" w:type="dxa"/>
+          </w:tcPr>
+          <w:p>
+            <w:pPr>
+              <w:spacing w:after="0" w:line="240" w:lineRule="auto"/>
+              <w:jc w:val="left"/>
+            </w:pPr>
+            <w:r>
+              <w:rPr>
+                <w:sz w:val="15"/>
+                <w:szCs w:val="15"/>
+              </w:rPr>
+              <w:t xml:space="preserve">—</w:t>
+            </w:r>
+          </w:p>
+        </w:tc>
+        <w:tc>
+          <w:tcPr>
+            <w:tcW w:w="2382" w:type="dxa"/>
+          </w:tcPr>
+          <w:p>
+            <w:pPr>
+              <w:spacing w:after="0" w:line="240" w:lineRule="auto"/>
+              <w:jc w:val="left"/>
+            </w:pPr>
+            <w:r>
+              <w:rPr>
+                <w:sz w:val="15"/>
+                <w:szCs w:val="15"/>
+              </w:rPr>
+              <w:t xml:space="preserve">Mismo nombre en el F9 y en el cap. 4 de v1.0</w:t>
+            </w:r>
+          </w:p>
+        </w:tc>
+      </w:tr>
+      <w:tr>
+        <w:trPr>
+          <w:cantSplit/>
+        </w:trPr>
+        <w:tc>
+          <w:tcPr>
+            <w:tcW w:w="657" w:type="dxa"/>
+          </w:tcPr>
+          <w:p>
+            <w:pPr>
+              <w:spacing w:after="0" w:line="240" w:lineRule="auto"/>
+              <w:jc w:val="left"/>
+            </w:pPr>
+            <w:r>
+              <w:rPr>
+                <w:sz w:val="15"/>
+                <w:szCs w:val="15"/>
+              </w:rPr>
+              <w:t xml:space="preserve">RF-13</w:t>
             </w:r>
           </w:p>
         </w:tc>
@@ -5534,51 +6514,87 @@
             </w:pPr>
             <w:r>
               <w:rPr>
-                <w:sz w:val="16"/>
-                <w:szCs w:val="16"/>
+                <w:sz w:val="15"/>
+                <w:szCs w:val="15"/>
+              </w:rPr>
+              <w:t xml:space="preserve">Registrar preselección o descarte</w:t>
+            </w:r>
+          </w:p>
+        </w:tc>
+        <w:tc>
+          <w:tcPr>
+            <w:tcW w:w="1068" w:type="dxa"/>
+          </w:tcPr>
+          <w:p>
+            <w:pPr>
+              <w:spacing w:after="0" w:line="240" w:lineRule="auto"/>
+              <w:jc w:val="left"/>
+            </w:pPr>
+            <w:r>
+              <w:rPr>
+                <w:sz w:val="15"/>
+                <w:szCs w:val="15"/>
+              </w:rPr>
+              <w:t xml:space="preserve">UC-RF13 (F22)</w:t>
+            </w:r>
+          </w:p>
+        </w:tc>
+        <w:tc>
+          <w:tcPr>
+            <w:tcW w:w="1807" w:type="dxa"/>
+          </w:tcPr>
+          <w:p>
+            <w:pPr>
+              <w:spacing w:after="0" w:line="240" w:lineRule="auto"/>
+              <w:jc w:val="left"/>
+            </w:pPr>
+            <w:r>
+              <w:rPr>
+                <w:sz w:val="15"/>
+                <w:szCs w:val="15"/>
               </w:rPr>
               <w:t xml:space="preserve">—</w:t>
             </w:r>
           </w:p>
         </w:tc>
-      </w:tr>
-      <w:tr>
-        <w:trPr>
-          <w:cantSplit/>
-        </w:trPr>
-        <w:tc>
-          <w:tcPr>
-            <w:tcW w:w="739" w:type="dxa"/>
-          </w:tcPr>
-          <w:p>
-            <w:pPr>
-              <w:spacing w:after="0" w:line="240" w:lineRule="auto"/>
-              <w:jc w:val="left"/>
-            </w:pPr>
-            <w:r>
-              <w:rPr>
-                <w:sz w:val="16"/>
-                <w:szCs w:val="16"/>
-              </w:rPr>
-              <w:t xml:space="preserve">RF-09</w:t>
-            </w:r>
-          </w:p>
-        </w:tc>
-        <w:tc>
-          <w:tcPr>
-            <w:tcW w:w="2875" w:type="dxa"/>
-          </w:tcPr>
-          <w:p>
-            <w:pPr>
-              <w:spacing w:after="0" w:line="240" w:lineRule="auto"/>
-              <w:jc w:val="left"/>
-            </w:pPr>
-            <w:r>
-              <w:rPr>
-                <w:sz w:val="16"/>
-                <w:szCs w:val="16"/>
-              </w:rPr>
-              <w:t xml:space="preserve">Gestionar perfil y CV del postulante</w:t>
+        <w:tc>
+          <w:tcPr>
+            <w:tcW w:w="2382" w:type="dxa"/>
+          </w:tcPr>
+          <w:p>
+            <w:pPr>
+              <w:spacing w:after="0" w:line="240" w:lineRule="auto"/>
+              <w:jc w:val="left"/>
+            </w:pPr>
+            <w:r>
+              <w:rPr>
+                <w:sz w:val="15"/>
+                <w:szCs w:val="15"/>
+              </w:rPr>
+              <w:t xml:space="preserve">Mismo nombre en el F9 y en el cap. 4 de v1.0</w:t>
+            </w:r>
+          </w:p>
+        </w:tc>
+      </w:tr>
+      <w:tr>
+        <w:trPr>
+          <w:cantSplit/>
+        </w:trPr>
+        <w:tc>
+          <w:tcPr>
+            <w:tcW w:w="657" w:type="dxa"/>
+          </w:tcPr>
+          <w:p>
+            <w:pPr>
+              <w:spacing w:after="0" w:line="240" w:lineRule="auto"/>
+              <w:jc w:val="left"/>
+            </w:pPr>
+            <w:r>
+              <w:rPr>
+                <w:sz w:val="15"/>
+                <w:szCs w:val="15"/>
+              </w:rPr>
+              <w:t xml:space="preserve">RF-14</w:t>
             </w:r>
           </w:p>
         </w:tc>
@@ -5593,10 +6609,87 @@
             </w:pPr>
             <w:r>
               <w:rPr>
-                <w:sz w:val="16"/>
-                <w:szCs w:val="16"/>
-              </w:rPr>
-              <w:t xml:space="preserve">Gestionar perfil y CV</w:t>
+                <w:sz w:val="15"/>
+                <w:szCs w:val="15"/>
+              </w:rPr>
+              <w:t xml:space="preserve">Gestionar cambio de etapa de la postulación</w:t>
+            </w:r>
+          </w:p>
+        </w:tc>
+        <w:tc>
+          <w:tcPr>
+            <w:tcW w:w="1068" w:type="dxa"/>
+          </w:tcPr>
+          <w:p>
+            <w:pPr>
+              <w:spacing w:after="0" w:line="240" w:lineRule="auto"/>
+              <w:jc w:val="left"/>
+            </w:pPr>
+            <w:r>
+              <w:rPr>
+                <w:sz w:val="15"/>
+                <w:szCs w:val="15"/>
+              </w:rPr>
+              <w:t xml:space="preserve">UC-RF14 (F22)</w:t>
+            </w:r>
+          </w:p>
+        </w:tc>
+        <w:tc>
+          <w:tcPr>
+            <w:tcW w:w="1807" w:type="dxa"/>
+          </w:tcPr>
+          <w:p>
+            <w:pPr>
+              <w:spacing w:after="0" w:line="240" w:lineRule="auto"/>
+              <w:jc w:val="left"/>
+            </w:pPr>
+            <w:r>
+              <w:rPr>
+                <w:sz w:val="15"/>
+                <w:szCs w:val="15"/>
+              </w:rPr>
+              <w:t xml:space="preserve">Gestionar cambio de etapa</w:t>
+            </w:r>
+          </w:p>
+        </w:tc>
+        <w:tc>
+          <w:tcPr>
+            <w:tcW w:w="2382" w:type="dxa"/>
+          </w:tcPr>
+          <w:p>
+            <w:pPr>
+              <w:spacing w:after="0" w:line="240" w:lineRule="auto"/>
+              <w:jc w:val="left"/>
+            </w:pPr>
+            <w:r>
+              <w:rPr>
+                <w:sz w:val="15"/>
+                <w:szCs w:val="15"/>
+              </w:rPr>
+              <w:t xml:space="preserve">Rótulo abreviado o variante usado en: F9 v1.0 y v1.1 (tabla de línea base funcional); informe v1.0, cap. 4 §4.2. No es un RF distinto</w:t>
+            </w:r>
+          </w:p>
+        </w:tc>
+      </w:tr>
+      <w:tr>
+        <w:trPr>
+          <w:cantSplit/>
+        </w:trPr>
+        <w:tc>
+          <w:tcPr>
+            <w:tcW w:w="657" w:type="dxa"/>
+          </w:tcPr>
+          <w:p>
+            <w:pPr>
+              <w:spacing w:after="0" w:line="240" w:lineRule="auto"/>
+              <w:jc w:val="left"/>
+            </w:pPr>
+            <w:r>
+              <w:rPr>
+                <w:sz w:val="15"/>
+                <w:szCs w:val="15"/>
+              </w:rPr>
+              <w:t xml:space="preserve">RF-15</w:t>
             </w:r>
           </w:p>
         </w:tc>
@@ -5611,51 +6704,87 @@
             </w:pPr>
             <w:r>
               <w:rPr>
-                <w:sz w:val="16"/>
-                <w:szCs w:val="16"/>
-              </w:rPr>
-              <w:t xml:space="preserve">Gestionar perfil y CV</w:t>
-            </w:r>
-          </w:p>
-        </w:tc>
-      </w:tr>
-      <w:tr>
-        <w:trPr>
-          <w:cantSplit/>
-        </w:trPr>
-        <w:tc>
-          <w:tcPr>
-            <w:tcW w:w="739" w:type="dxa"/>
-          </w:tcPr>
-          <w:p>
-            <w:pPr>
-              <w:spacing w:after="0" w:line="240" w:lineRule="auto"/>
-              <w:jc w:val="left"/>
-            </w:pPr>
-            <w:r>
-              <w:rPr>
-                <w:sz w:val="16"/>
-                <w:szCs w:val="16"/>
-              </w:rPr>
-              <w:t xml:space="preserve">RF-11</w:t>
-            </w:r>
-          </w:p>
-        </w:tc>
-        <w:tc>
-          <w:tcPr>
-            <w:tcW w:w="2875" w:type="dxa"/>
-          </w:tcPr>
-          <w:p>
-            <w:pPr>
-              <w:spacing w:after="0" w:line="240" w:lineRule="auto"/>
-              <w:jc w:val="left"/>
-            </w:pPr>
-            <w:r>
-              <w:rPr>
-                <w:sz w:val="16"/>
-                <w:szCs w:val="16"/>
-              </w:rPr>
-              <w:t xml:space="preserve">Confirmar postulación al postulante</w:t>
+                <w:sz w:val="15"/>
+                <w:szCs w:val="15"/>
+              </w:rPr>
+              <w:t xml:space="preserve">Notificar cambio de etapa al candidato</w:t>
+            </w:r>
+          </w:p>
+        </w:tc>
+        <w:tc>
+          <w:tcPr>
+            <w:tcW w:w="1068" w:type="dxa"/>
+          </w:tcPr>
+          <w:p>
+            <w:pPr>
+              <w:spacing w:after="0" w:line="240" w:lineRule="auto"/>
+              <w:jc w:val="left"/>
+            </w:pPr>
+            <w:r>
+              <w:rPr>
+                <w:sz w:val="15"/>
+                <w:szCs w:val="15"/>
+              </w:rPr>
+              <w:t xml:space="preserve">UC-RF15 (F22)</w:t>
+            </w:r>
+          </w:p>
+        </w:tc>
+        <w:tc>
+          <w:tcPr>
+            <w:tcW w:w="1807" w:type="dxa"/>
+          </w:tcPr>
+          <w:p>
+            <w:pPr>
+              <w:spacing w:after="0" w:line="240" w:lineRule="auto"/>
+              <w:jc w:val="left"/>
+            </w:pPr>
+            <w:r>
+              <w:rPr>
+                <w:sz w:val="15"/>
+                <w:szCs w:val="15"/>
+              </w:rPr>
+              <w:t xml:space="preserve">Notificar cambio de etapa</w:t>
+            </w:r>
+          </w:p>
+        </w:tc>
+        <w:tc>
+          <w:tcPr>
+            <w:tcW w:w="2382" w:type="dxa"/>
+          </w:tcPr>
+          <w:p>
+            <w:pPr>
+              <w:spacing w:after="0" w:line="240" w:lineRule="auto"/>
+              <w:jc w:val="left"/>
+            </w:pPr>
+            <w:r>
+              <w:rPr>
+                <w:sz w:val="15"/>
+                <w:szCs w:val="15"/>
+              </w:rPr>
+              <w:t xml:space="preserve">Rótulo abreviado o variante usado en: F9 v1.0 y v1.1 (tabla de línea base funcional); informe v1.0, cap. 4 §4.2. No es un RF distinto</w:t>
+            </w:r>
+          </w:p>
+        </w:tc>
+      </w:tr>
+      <w:tr>
+        <w:trPr>
+          <w:cantSplit/>
+        </w:trPr>
+        <w:tc>
+          <w:tcPr>
+            <w:tcW w:w="657" w:type="dxa"/>
+          </w:tcPr>
+          <w:p>
+            <w:pPr>
+              <w:spacing w:after="0" w:line="240" w:lineRule="auto"/>
+              <w:jc w:val="left"/>
+            </w:pPr>
+            <w:r>
+              <w:rPr>
+                <w:sz w:val="15"/>
+                <w:szCs w:val="15"/>
+              </w:rPr>
+              <w:t xml:space="preserve">RF-16</w:t>
             </w:r>
           </w:p>
         </w:tc>
@@ -5670,10 +6799,87 @@
             </w:pPr>
             <w:r>
               <w:rPr>
-                <w:sz w:val="16"/>
-                <w:szCs w:val="16"/>
-              </w:rPr>
-              <w:t xml:space="preserve">Confirmar postulación</w:t>
+                <w:sz w:val="15"/>
+                <w:szCs w:val="15"/>
+              </w:rPr>
+              <w:t xml:space="preserve">Programar evaluación</w:t>
+            </w:r>
+          </w:p>
+        </w:tc>
+        <w:tc>
+          <w:tcPr>
+            <w:tcW w:w="1068" w:type="dxa"/>
+          </w:tcPr>
+          <w:p>
+            <w:pPr>
+              <w:spacing w:after="0" w:line="240" w:lineRule="auto"/>
+              <w:jc w:val="left"/>
+            </w:pPr>
+            <w:r>
+              <w:rPr>
+                <w:sz w:val="15"/>
+                <w:szCs w:val="15"/>
+              </w:rPr>
+              <w:t xml:space="preserve">UC-RF16 (F22)</w:t>
+            </w:r>
+          </w:p>
+        </w:tc>
+        <w:tc>
+          <w:tcPr>
+            <w:tcW w:w="1807" w:type="dxa"/>
+          </w:tcPr>
+          <w:p>
+            <w:pPr>
+              <w:spacing w:after="0" w:line="240" w:lineRule="auto"/>
+              <w:jc w:val="left"/>
+            </w:pPr>
+            <w:r>
+              <w:rPr>
+                <w:sz w:val="15"/>
+                <w:szCs w:val="15"/>
+              </w:rPr>
+              <w:t xml:space="preserve">—</w:t>
+            </w:r>
+          </w:p>
+        </w:tc>
+        <w:tc>
+          <w:tcPr>
+            <w:tcW w:w="2382" w:type="dxa"/>
+          </w:tcPr>
+          <w:p>
+            <w:pPr>
+              <w:spacing w:after="0" w:line="240" w:lineRule="auto"/>
+              <w:jc w:val="left"/>
+            </w:pPr>
+            <w:r>
+              <w:rPr>
+                <w:sz w:val="15"/>
+                <w:szCs w:val="15"/>
+              </w:rPr>
+              <w:t xml:space="preserve">Mismo nombre en el F9 y en el cap. 4 de v1.0</w:t>
+            </w:r>
+          </w:p>
+        </w:tc>
+      </w:tr>
+      <w:tr>
+        <w:trPr>
+          <w:cantSplit/>
+        </w:trPr>
+        <w:tc>
+          <w:tcPr>
+            <w:tcW w:w="657" w:type="dxa"/>
+          </w:tcPr>
+          <w:p>
+            <w:pPr>
+              <w:spacing w:after="0" w:line="240" w:lineRule="auto"/>
+              <w:jc w:val="left"/>
+            </w:pPr>
+            <w:r>
+              <w:rPr>
+                <w:sz w:val="15"/>
+                <w:szCs w:val="15"/>
+              </w:rPr>
+              <w:t xml:space="preserve">RF-17</w:t>
             </w:r>
           </w:p>
         </w:tc>
@@ -5688,51 +6894,87 @@
             </w:pPr>
             <w:r>
               <w:rPr>
-                <w:sz w:val="16"/>
-                <w:szCs w:val="16"/>
-              </w:rPr>
-              <w:t xml:space="preserve">Confirmar postulación</w:t>
-            </w:r>
-          </w:p>
-        </w:tc>
-      </w:tr>
-      <w:tr>
-        <w:trPr>
-          <w:cantSplit/>
-        </w:trPr>
-        <w:tc>
-          <w:tcPr>
-            <w:tcW w:w="739" w:type="dxa"/>
-          </w:tcPr>
-          <w:p>
-            <w:pPr>
-              <w:spacing w:after="0" w:line="240" w:lineRule="auto"/>
-              <w:jc w:val="left"/>
-            </w:pPr>
-            <w:r>
-              <w:rPr>
-                <w:sz w:val="16"/>
-                <w:szCs w:val="16"/>
-              </w:rPr>
-              <w:t xml:space="preserve">RF-14</w:t>
-            </w:r>
-          </w:p>
-        </w:tc>
-        <w:tc>
-          <w:tcPr>
-            <w:tcW w:w="2875" w:type="dxa"/>
-          </w:tcPr>
-          <w:p>
-            <w:pPr>
-              <w:spacing w:after="0" w:line="240" w:lineRule="auto"/>
-              <w:jc w:val="left"/>
-            </w:pPr>
-            <w:r>
-              <w:rPr>
-                <w:sz w:val="16"/>
-                <w:szCs w:val="16"/>
-              </w:rPr>
-              <w:t xml:space="preserve">Gestionar cambio de etapa de la postulación</w:t>
+                <w:sz w:val="15"/>
+                <w:szCs w:val="15"/>
+              </w:rPr>
+              <w:t xml:space="preserve">Generar convocatoria de evaluación</w:t>
+            </w:r>
+          </w:p>
+        </w:tc>
+        <w:tc>
+          <w:tcPr>
+            <w:tcW w:w="1068" w:type="dxa"/>
+          </w:tcPr>
+          <w:p>
+            <w:pPr>
+              <w:spacing w:after="0" w:line="240" w:lineRule="auto"/>
+              <w:jc w:val="left"/>
+            </w:pPr>
+            <w:r>
+              <w:rPr>
+                <w:sz w:val="15"/>
+                <w:szCs w:val="15"/>
+              </w:rPr>
+              <w:t xml:space="preserve">UC-RF17 (F22)</w:t>
+            </w:r>
+          </w:p>
+        </w:tc>
+        <w:tc>
+          <w:tcPr>
+            <w:tcW w:w="1807" w:type="dxa"/>
+          </w:tcPr>
+          <w:p>
+            <w:pPr>
+              <w:spacing w:after="0" w:line="240" w:lineRule="auto"/>
+              <w:jc w:val="left"/>
+            </w:pPr>
+            <w:r>
+              <w:rPr>
+                <w:sz w:val="15"/>
+                <w:szCs w:val="15"/>
+              </w:rPr>
+              <w:t xml:space="preserve">Generar convocatoria</w:t>
+            </w:r>
+          </w:p>
+        </w:tc>
+        <w:tc>
+          <w:tcPr>
+            <w:tcW w:w="2382" w:type="dxa"/>
+          </w:tcPr>
+          <w:p>
+            <w:pPr>
+              <w:spacing w:after="0" w:line="240" w:lineRule="auto"/>
+              <w:jc w:val="left"/>
+            </w:pPr>
+            <w:r>
+              <w:rPr>
+                <w:sz w:val="15"/>
+                <w:szCs w:val="15"/>
+              </w:rPr>
+              <w:t xml:space="preserve">Rótulo abreviado o variante usado en: F9 v1.0 y v1.1 (tabla de línea base funcional). No es un RF distinto</w:t>
+            </w:r>
+          </w:p>
+        </w:tc>
+      </w:tr>
+      <w:tr>
+        <w:trPr>
+          <w:cantSplit/>
+        </w:trPr>
+        <w:tc>
+          <w:tcPr>
+            <w:tcW w:w="657" w:type="dxa"/>
+          </w:tcPr>
+          <w:p>
+            <w:pPr>
+              <w:spacing w:after="0" w:line="240" w:lineRule="auto"/>
+              <w:jc w:val="left"/>
+            </w:pPr>
+            <w:r>
+              <w:rPr>
+                <w:sz w:val="15"/>
+                <w:szCs w:val="15"/>
+              </w:rPr>
+              <w:t xml:space="preserve">RF-18</w:t>
             </w:r>
           </w:p>
         </w:tc>
@@ -5747,10 +6989,87 @@
             </w:pPr>
             <w:r>
               <w:rPr>
-                <w:sz w:val="16"/>
-                <w:szCs w:val="16"/>
-              </w:rPr>
-              <w:t xml:space="preserve">Gestionar cambio de etapa</w:t>
+                <w:sz w:val="15"/>
+                <w:szCs w:val="15"/>
+              </w:rPr>
+              <w:t xml:space="preserve">Programar entrevista</w:t>
+            </w:r>
+          </w:p>
+        </w:tc>
+        <w:tc>
+          <w:tcPr>
+            <w:tcW w:w="1068" w:type="dxa"/>
+          </w:tcPr>
+          <w:p>
+            <w:pPr>
+              <w:spacing w:after="0" w:line="240" w:lineRule="auto"/>
+              <w:jc w:val="left"/>
+            </w:pPr>
+            <w:r>
+              <w:rPr>
+                <w:sz w:val="15"/>
+                <w:szCs w:val="15"/>
+              </w:rPr>
+              <w:t xml:space="preserve">UC-RF18 (F22)</w:t>
+            </w:r>
+          </w:p>
+        </w:tc>
+        <w:tc>
+          <w:tcPr>
+            <w:tcW w:w="1807" w:type="dxa"/>
+          </w:tcPr>
+          <w:p>
+            <w:pPr>
+              <w:spacing w:after="0" w:line="240" w:lineRule="auto"/>
+              <w:jc w:val="left"/>
+            </w:pPr>
+            <w:r>
+              <w:rPr>
+                <w:sz w:val="15"/>
+                <w:szCs w:val="15"/>
+              </w:rPr>
+              <w:t xml:space="preserve">—</w:t>
+            </w:r>
+          </w:p>
+        </w:tc>
+        <w:tc>
+          <w:tcPr>
+            <w:tcW w:w="2382" w:type="dxa"/>
+          </w:tcPr>
+          <w:p>
+            <w:pPr>
+              <w:spacing w:after="0" w:line="240" w:lineRule="auto"/>
+              <w:jc w:val="left"/>
+            </w:pPr>
+            <w:r>
+              <w:rPr>
+                <w:sz w:val="15"/>
+                <w:szCs w:val="15"/>
+              </w:rPr>
+              <w:t xml:space="preserve">Mismo nombre en el F9 y en el cap. 4 de v1.0</w:t>
+            </w:r>
+          </w:p>
+        </w:tc>
+      </w:tr>
+      <w:tr>
+        <w:trPr>
+          <w:cantSplit/>
+        </w:trPr>
+        <w:tc>
+          <w:tcPr>
+            <w:tcW w:w="657" w:type="dxa"/>
+          </w:tcPr>
+          <w:p>
+            <w:pPr>
+              <w:spacing w:after="0" w:line="240" w:lineRule="auto"/>
+              <w:jc w:val="left"/>
+            </w:pPr>
+            <w:r>
+              <w:rPr>
+                <w:sz w:val="15"/>
+                <w:szCs w:val="15"/>
+              </w:rPr>
+              <w:t xml:space="preserve">RF-19</w:t>
             </w:r>
           </w:p>
         </w:tc>
@@ -5765,51 +7084,87 @@
             </w:pPr>
             <w:r>
               <w:rPr>
-                <w:sz w:val="16"/>
-                <w:szCs w:val="16"/>
-              </w:rPr>
-              <w:t xml:space="preserve">Gestionar cambio de etapa</w:t>
-            </w:r>
-          </w:p>
-        </w:tc>
-      </w:tr>
-      <w:tr>
-        <w:trPr>
-          <w:cantSplit/>
-        </w:trPr>
-        <w:tc>
-          <w:tcPr>
-            <w:tcW w:w="739" w:type="dxa"/>
-          </w:tcPr>
-          <w:p>
-            <w:pPr>
-              <w:spacing w:after="0" w:line="240" w:lineRule="auto"/>
-              <w:jc w:val="left"/>
-            </w:pPr>
-            <w:r>
-              <w:rPr>
-                <w:sz w:val="16"/>
-                <w:szCs w:val="16"/>
-              </w:rPr>
-              <w:t xml:space="preserve">RF-15</w:t>
-            </w:r>
-          </w:p>
-        </w:tc>
-        <w:tc>
-          <w:tcPr>
-            <w:tcW w:w="2875" w:type="dxa"/>
-          </w:tcPr>
-          <w:p>
-            <w:pPr>
-              <w:spacing w:after="0" w:line="240" w:lineRule="auto"/>
-              <w:jc w:val="left"/>
-            </w:pPr>
-            <w:r>
-              <w:rPr>
-                <w:sz w:val="16"/>
-                <w:szCs w:val="16"/>
-              </w:rPr>
-              <w:t xml:space="preserve">Notificar cambio de etapa al candidato</w:t>
+                <w:sz w:val="15"/>
+                <w:szCs w:val="15"/>
+              </w:rPr>
+              <w:t xml:space="preserve">Registrar entrevista y su resultado</w:t>
+            </w:r>
+          </w:p>
+        </w:tc>
+        <w:tc>
+          <w:tcPr>
+            <w:tcW w:w="1068" w:type="dxa"/>
+          </w:tcPr>
+          <w:p>
+            <w:pPr>
+              <w:spacing w:after="0" w:line="240" w:lineRule="auto"/>
+              <w:jc w:val="left"/>
+            </w:pPr>
+            <w:r>
+              <w:rPr>
+                <w:sz w:val="15"/>
+                <w:szCs w:val="15"/>
+              </w:rPr>
+              <w:t xml:space="preserve">UC-RF19 (F22)</w:t>
+            </w:r>
+          </w:p>
+        </w:tc>
+        <w:tc>
+          <w:tcPr>
+            <w:tcW w:w="1807" w:type="dxa"/>
+          </w:tcPr>
+          <w:p>
+            <w:pPr>
+              <w:spacing w:after="0" w:line="240" w:lineRule="auto"/>
+              <w:jc w:val="left"/>
+            </w:pPr>
+            <w:r>
+              <w:rPr>
+                <w:sz w:val="15"/>
+                <w:szCs w:val="15"/>
+              </w:rPr>
+              <w:t xml:space="preserve">Registrar entrevista y resultado</w:t>
+            </w:r>
+          </w:p>
+        </w:tc>
+        <w:tc>
+          <w:tcPr>
+            <w:tcW w:w="2382" w:type="dxa"/>
+          </w:tcPr>
+          <w:p>
+            <w:pPr>
+              <w:spacing w:after="0" w:line="240" w:lineRule="auto"/>
+              <w:jc w:val="left"/>
+            </w:pPr>
+            <w:r>
+              <w:rPr>
+                <w:sz w:val="15"/>
+                <w:szCs w:val="15"/>
+              </w:rPr>
+              <w:t xml:space="preserve">Rótulo abreviado o variante usado en: F9 v1.0 y v1.1 (tabla de línea base funcional); informe v1.0, cap. 4 §4.2. No es un RF distinto</w:t>
+            </w:r>
+          </w:p>
+        </w:tc>
+      </w:tr>
+      <w:tr>
+        <w:trPr>
+          <w:cantSplit/>
+        </w:trPr>
+        <w:tc>
+          <w:tcPr>
+            <w:tcW w:w="657" w:type="dxa"/>
+          </w:tcPr>
+          <w:p>
+            <w:pPr>
+              <w:spacing w:after="0" w:line="240" w:lineRule="auto"/>
+              <w:jc w:val="left"/>
+            </w:pPr>
+            <w:r>
+              <w:rPr>
+                <w:sz w:val="15"/>
+                <w:szCs w:val="15"/>
+              </w:rPr>
+              <w:t xml:space="preserve">RF-20</w:t>
             </w:r>
           </w:p>
         </w:tc>
@@ -5824,10 +7179,87 @@
             </w:pPr>
             <w:r>
               <w:rPr>
-                <w:sz w:val="16"/>
-                <w:szCs w:val="16"/>
-              </w:rPr>
-              <w:t xml:space="preserve">Notificar cambio de etapa</w:t>
+                <w:sz w:val="15"/>
+                <w:szCs w:val="15"/>
+              </w:rPr>
+              <w:t xml:space="preserve">Validar rangos y ponderaciones</w:t>
+            </w:r>
+          </w:p>
+        </w:tc>
+        <w:tc>
+          <w:tcPr>
+            <w:tcW w:w="1068" w:type="dxa"/>
+          </w:tcPr>
+          <w:p>
+            <w:pPr>
+              <w:spacing w:after="0" w:line="240" w:lineRule="auto"/>
+              <w:jc w:val="left"/>
+            </w:pPr>
+            <w:r>
+              <w:rPr>
+                <w:sz w:val="15"/>
+                <w:szCs w:val="15"/>
+              </w:rPr>
+              <w:t xml:space="preserve">UC-RF20 (F22)</w:t>
+            </w:r>
+          </w:p>
+        </w:tc>
+        <w:tc>
+          <w:tcPr>
+            <w:tcW w:w="1807" w:type="dxa"/>
+          </w:tcPr>
+          <w:p>
+            <w:pPr>
+              <w:spacing w:after="0" w:line="240" w:lineRule="auto"/>
+              <w:jc w:val="left"/>
+            </w:pPr>
+            <w:r>
+              <w:rPr>
+                <w:sz w:val="15"/>
+                <w:szCs w:val="15"/>
+              </w:rPr>
+              <w:t xml:space="preserve">—</w:t>
+            </w:r>
+          </w:p>
+        </w:tc>
+        <w:tc>
+          <w:tcPr>
+            <w:tcW w:w="2382" w:type="dxa"/>
+          </w:tcPr>
+          <w:p>
+            <w:pPr>
+              <w:spacing w:after="0" w:line="240" w:lineRule="auto"/>
+              <w:jc w:val="left"/>
+            </w:pPr>
+            <w:r>
+              <w:rPr>
+                <w:sz w:val="15"/>
+                <w:szCs w:val="15"/>
+              </w:rPr>
+              <w:t xml:space="preserve">Mismo nombre en el F9 y en el cap. 4 de v1.0</w:t>
+            </w:r>
+          </w:p>
+        </w:tc>
+      </w:tr>
+      <w:tr>
+        <w:trPr>
+          <w:cantSplit/>
+        </w:trPr>
+        <w:tc>
+          <w:tcPr>
+            <w:tcW w:w="657" w:type="dxa"/>
+          </w:tcPr>
+          <w:p>
+            <w:pPr>
+              <w:spacing w:after="0" w:line="240" w:lineRule="auto"/>
+              <w:jc w:val="left"/>
+            </w:pPr>
+            <w:r>
+              <w:rPr>
+                <w:sz w:val="15"/>
+                <w:szCs w:val="15"/>
+              </w:rPr>
+              <w:t xml:space="preserve">RF-21</w:t>
             </w:r>
           </w:p>
         </w:tc>
@@ -5842,51 +7274,87 @@
             </w:pPr>
             <w:r>
               <w:rPr>
-                <w:sz w:val="16"/>
-                <w:szCs w:val="16"/>
-              </w:rPr>
-              <w:t xml:space="preserve">Notificar cambio de etapa</w:t>
-            </w:r>
-          </w:p>
-        </w:tc>
-      </w:tr>
-      <w:tr>
-        <w:trPr>
-          <w:cantSplit/>
-        </w:trPr>
-        <w:tc>
-          <w:tcPr>
-            <w:tcW w:w="739" w:type="dxa"/>
-          </w:tcPr>
-          <w:p>
-            <w:pPr>
-              <w:spacing w:after="0" w:line="240" w:lineRule="auto"/>
-              <w:jc w:val="left"/>
-            </w:pPr>
-            <w:r>
-              <w:rPr>
-                <w:sz w:val="16"/>
-                <w:szCs w:val="16"/>
-              </w:rPr>
-              <w:t xml:space="preserve">RF-17</w:t>
-            </w:r>
-          </w:p>
-        </w:tc>
-        <w:tc>
-          <w:tcPr>
-            <w:tcW w:w="2875" w:type="dxa"/>
-          </w:tcPr>
-          <w:p>
-            <w:pPr>
-              <w:spacing w:after="0" w:line="240" w:lineRule="auto"/>
-              <w:jc w:val="left"/>
-            </w:pPr>
-            <w:r>
-              <w:rPr>
-                <w:sz w:val="16"/>
-                <w:szCs w:val="16"/>
-              </w:rPr>
-              <w:t xml:space="preserve">Generar convocatoria de evaluación</w:t>
+                <w:sz w:val="15"/>
+                <w:szCs w:val="15"/>
+              </w:rPr>
+              <w:t xml:space="preserve">Calcular ranking configurable</w:t>
+            </w:r>
+          </w:p>
+        </w:tc>
+        <w:tc>
+          <w:tcPr>
+            <w:tcW w:w="1068" w:type="dxa"/>
+          </w:tcPr>
+          <w:p>
+            <w:pPr>
+              <w:spacing w:after="0" w:line="240" w:lineRule="auto"/>
+              <w:jc w:val="left"/>
+            </w:pPr>
+            <w:r>
+              <w:rPr>
+                <w:sz w:val="15"/>
+                <w:szCs w:val="15"/>
+              </w:rPr>
+              <w:t xml:space="preserve">UC-RF21 (F22)</w:t>
+            </w:r>
+          </w:p>
+        </w:tc>
+        <w:tc>
+          <w:tcPr>
+            <w:tcW w:w="1807" w:type="dxa"/>
+          </w:tcPr>
+          <w:p>
+            <w:pPr>
+              <w:spacing w:after="0" w:line="240" w:lineRule="auto"/>
+              <w:jc w:val="left"/>
+            </w:pPr>
+            <w:r>
+              <w:rPr>
+                <w:sz w:val="15"/>
+                <w:szCs w:val="15"/>
+              </w:rPr>
+              <w:t xml:space="preserve">—</w:t>
+            </w:r>
+          </w:p>
+        </w:tc>
+        <w:tc>
+          <w:tcPr>
+            <w:tcW w:w="2382" w:type="dxa"/>
+          </w:tcPr>
+          <w:p>
+            <w:pPr>
+              <w:spacing w:after="0" w:line="240" w:lineRule="auto"/>
+              <w:jc w:val="left"/>
+            </w:pPr>
+            <w:r>
+              <w:rPr>
+                <w:sz w:val="15"/>
+                <w:szCs w:val="15"/>
+              </w:rPr>
+              <w:t xml:space="preserve">Mismo nombre en el F9 y en el cap. 4 de v1.0</w:t>
+            </w:r>
+          </w:p>
+        </w:tc>
+      </w:tr>
+      <w:tr>
+        <w:trPr>
+          <w:cantSplit/>
+        </w:trPr>
+        <w:tc>
+          <w:tcPr>
+            <w:tcW w:w="657" w:type="dxa"/>
+          </w:tcPr>
+          <w:p>
+            <w:pPr>
+              <w:spacing w:after="0" w:line="240" w:lineRule="auto"/>
+              <w:jc w:val="left"/>
+            </w:pPr>
+            <w:r>
+              <w:rPr>
+                <w:sz w:val="15"/>
+                <w:szCs w:val="15"/>
+              </w:rPr>
+              <w:t xml:space="preserve">RF-22</w:t>
             </w:r>
           </w:p>
         </w:tc>
@@ -5901,10 +7369,87 @@
             </w:pPr>
             <w:r>
               <w:rPr>
-                <w:sz w:val="16"/>
-                <w:szCs w:val="16"/>
-              </w:rPr>
-              <w:t xml:space="preserve">Generar convocatoria</w:t>
+                <w:sz w:val="15"/>
+                <w:szCs w:val="15"/>
+              </w:rPr>
+              <w:t xml:space="preserve">Presentar comparación de candidatos</w:t>
+            </w:r>
+          </w:p>
+        </w:tc>
+        <w:tc>
+          <w:tcPr>
+            <w:tcW w:w="1068" w:type="dxa"/>
+          </w:tcPr>
+          <w:p>
+            <w:pPr>
+              <w:spacing w:after="0" w:line="240" w:lineRule="auto"/>
+              <w:jc w:val="left"/>
+            </w:pPr>
+            <w:r>
+              <w:rPr>
+                <w:sz w:val="15"/>
+                <w:szCs w:val="15"/>
+              </w:rPr>
+              <w:t xml:space="preserve">UC-RF22 (F22)</w:t>
+            </w:r>
+          </w:p>
+        </w:tc>
+        <w:tc>
+          <w:tcPr>
+            <w:tcW w:w="1807" w:type="dxa"/>
+          </w:tcPr>
+          <w:p>
+            <w:pPr>
+              <w:spacing w:after="0" w:line="240" w:lineRule="auto"/>
+              <w:jc w:val="left"/>
+            </w:pPr>
+            <w:r>
+              <w:rPr>
+                <w:sz w:val="15"/>
+                <w:szCs w:val="15"/>
+              </w:rPr>
+              <w:t xml:space="preserve">Presentar comparación</w:t>
+            </w:r>
+          </w:p>
+        </w:tc>
+        <w:tc>
+          <w:tcPr>
+            <w:tcW w:w="2382" w:type="dxa"/>
+          </w:tcPr>
+          <w:p>
+            <w:pPr>
+              <w:spacing w:after="0" w:line="240" w:lineRule="auto"/>
+              <w:jc w:val="left"/>
+            </w:pPr>
+            <w:r>
+              <w:rPr>
+                <w:sz w:val="15"/>
+                <w:szCs w:val="15"/>
+              </w:rPr>
+              <w:t xml:space="preserve">Rótulo abreviado o variante usado en: F9 v1.0 y v1.1 (tabla de línea base funcional). No es un RF distinto</w:t>
+            </w:r>
+          </w:p>
+        </w:tc>
+      </w:tr>
+      <w:tr>
+        <w:trPr>
+          <w:cantSplit/>
+        </w:trPr>
+        <w:tc>
+          <w:tcPr>
+            <w:tcW w:w="657" w:type="dxa"/>
+          </w:tcPr>
+          <w:p>
+            <w:pPr>
+              <w:spacing w:after="0" w:line="240" w:lineRule="auto"/>
+              <w:jc w:val="left"/>
+            </w:pPr>
+            <w:r>
+              <w:rPr>
+                <w:sz w:val="15"/>
+                <w:szCs w:val="15"/>
+              </w:rPr>
+              <w:t xml:space="preserve">RF-23</w:t>
             </w:r>
           </w:p>
         </w:tc>
@@ -5919,51 +7464,277 @@
             </w:pPr>
             <w:r>
               <w:rPr>
-                <w:sz w:val="16"/>
-                <w:szCs w:val="16"/>
+                <w:sz w:val="15"/>
+                <w:szCs w:val="15"/>
+              </w:rPr>
+              <w:t xml:space="preserve">Registrar decisión final de selección</w:t>
+            </w:r>
+          </w:p>
+        </w:tc>
+        <w:tc>
+          <w:tcPr>
+            <w:tcW w:w="1068" w:type="dxa"/>
+          </w:tcPr>
+          <w:p>
+            <w:pPr>
+              <w:spacing w:after="0" w:line="240" w:lineRule="auto"/>
+              <w:jc w:val="left"/>
+            </w:pPr>
+            <w:r>
+              <w:rPr>
+                <w:sz w:val="15"/>
+                <w:szCs w:val="15"/>
+              </w:rPr>
+              <w:t xml:space="preserve">UC-RF23 (F22)</w:t>
+            </w:r>
+          </w:p>
+        </w:tc>
+        <w:tc>
+          <w:tcPr>
+            <w:tcW w:w="1807" w:type="dxa"/>
+          </w:tcPr>
+          <w:p>
+            <w:pPr>
+              <w:spacing w:after="0" w:line="240" w:lineRule="auto"/>
+              <w:jc w:val="left"/>
+            </w:pPr>
+            <w:r>
+              <w:rPr>
+                <w:sz w:val="15"/>
+                <w:szCs w:val="15"/>
+              </w:rPr>
+              <w:t xml:space="preserve">Registrar decisión final humana</w:t>
+            </w:r>
+          </w:p>
+        </w:tc>
+        <w:tc>
+          <w:tcPr>
+            <w:tcW w:w="2382" w:type="dxa"/>
+          </w:tcPr>
+          <w:p>
+            <w:pPr>
+              <w:spacing w:after="0" w:line="240" w:lineRule="auto"/>
+              <w:jc w:val="left"/>
+            </w:pPr>
+            <w:r>
+              <w:rPr>
+                <w:sz w:val="15"/>
+                <w:szCs w:val="15"/>
+              </w:rPr>
+              <w:t xml:space="preserve">Rótulo abreviado o variante usado en: F9 v1.0 y v1.1 (tabla de línea base funcional). No es un RF distinto</w:t>
+            </w:r>
+          </w:p>
+        </w:tc>
+      </w:tr>
+      <w:tr>
+        <w:trPr>
+          <w:cantSplit/>
+        </w:trPr>
+        <w:tc>
+          <w:tcPr>
+            <w:tcW w:w="657" w:type="dxa"/>
+          </w:tcPr>
+          <w:p>
+            <w:pPr>
+              <w:spacing w:after="0" w:line="240" w:lineRule="auto"/>
+              <w:jc w:val="left"/>
+            </w:pPr>
+            <w:r>
+              <w:rPr>
+                <w:sz w:val="15"/>
+                <w:szCs w:val="15"/>
+              </w:rPr>
+              <w:t xml:space="preserve">RF-24</w:t>
+            </w:r>
+          </w:p>
+        </w:tc>
+        <w:tc>
+          <w:tcPr>
+            <w:tcW w:w="2300" w:type="dxa"/>
+          </w:tcPr>
+          <w:p>
+            <w:pPr>
+              <w:spacing w:after="0" w:line="240" w:lineRule="auto"/>
+              <w:jc w:val="left"/>
+            </w:pPr>
+            <w:r>
+              <w:rPr>
+                <w:sz w:val="15"/>
+                <w:szCs w:val="15"/>
+              </w:rPr>
+              <w:t xml:space="preserve">Registrar selección del candidato</w:t>
+            </w:r>
+          </w:p>
+        </w:tc>
+        <w:tc>
+          <w:tcPr>
+            <w:tcW w:w="1068" w:type="dxa"/>
+          </w:tcPr>
+          <w:p>
+            <w:pPr>
+              <w:spacing w:after="0" w:line="240" w:lineRule="auto"/>
+              <w:jc w:val="left"/>
+            </w:pPr>
+            <w:r>
+              <w:rPr>
+                <w:sz w:val="15"/>
+                <w:szCs w:val="15"/>
+              </w:rPr>
+              <w:t xml:space="preserve">UC-RF24 (F22)</w:t>
+            </w:r>
+          </w:p>
+        </w:tc>
+        <w:tc>
+          <w:tcPr>
+            <w:tcW w:w="1807" w:type="dxa"/>
+          </w:tcPr>
+          <w:p>
+            <w:pPr>
+              <w:spacing w:after="0" w:line="240" w:lineRule="auto"/>
+              <w:jc w:val="left"/>
+            </w:pPr>
+            <w:r>
+              <w:rPr>
+                <w:sz w:val="15"/>
+                <w:szCs w:val="15"/>
+              </w:rPr>
+              <w:t xml:space="preserve">Registrar selección</w:t>
+            </w:r>
+          </w:p>
+        </w:tc>
+        <w:tc>
+          <w:tcPr>
+            <w:tcW w:w="2382" w:type="dxa"/>
+          </w:tcPr>
+          <w:p>
+            <w:pPr>
+              <w:spacing w:after="0" w:line="240" w:lineRule="auto"/>
+              <w:jc w:val="left"/>
+            </w:pPr>
+            <w:r>
+              <w:rPr>
+                <w:sz w:val="15"/>
+                <w:szCs w:val="15"/>
+              </w:rPr>
+              <w:t xml:space="preserve">Rótulo abreviado o variante usado en: F9 v1.0 y v1.1 (tabla de línea base funcional). No es un RF distinto</w:t>
+            </w:r>
+          </w:p>
+        </w:tc>
+      </w:tr>
+      <w:tr>
+        <w:trPr>
+          <w:cantSplit/>
+        </w:trPr>
+        <w:tc>
+          <w:tcPr>
+            <w:tcW w:w="657" w:type="dxa"/>
+          </w:tcPr>
+          <w:p>
+            <w:pPr>
+              <w:spacing w:after="0" w:line="240" w:lineRule="auto"/>
+              <w:jc w:val="left"/>
+            </w:pPr>
+            <w:r>
+              <w:rPr>
+                <w:sz w:val="15"/>
+                <w:szCs w:val="15"/>
+              </w:rPr>
+              <w:t xml:space="preserve">RF-25</w:t>
+            </w:r>
+          </w:p>
+        </w:tc>
+        <w:tc>
+          <w:tcPr>
+            <w:tcW w:w="2300" w:type="dxa"/>
+          </w:tcPr>
+          <w:p>
+            <w:pPr>
+              <w:spacing w:after="0" w:line="240" w:lineRule="auto"/>
+              <w:jc w:val="left"/>
+            </w:pPr>
+            <w:r>
+              <w:rPr>
+                <w:sz w:val="15"/>
+                <w:szCs w:val="15"/>
+              </w:rPr>
+              <w:t xml:space="preserve">Cerrar vacante o convocatoria</w:t>
+            </w:r>
+          </w:p>
+        </w:tc>
+        <w:tc>
+          <w:tcPr>
+            <w:tcW w:w="1068" w:type="dxa"/>
+          </w:tcPr>
+          <w:p>
+            <w:pPr>
+              <w:spacing w:after="0" w:line="240" w:lineRule="auto"/>
+              <w:jc w:val="left"/>
+            </w:pPr>
+            <w:r>
+              <w:rPr>
+                <w:sz w:val="15"/>
+                <w:szCs w:val="15"/>
+              </w:rPr>
+              <w:t xml:space="preserve">UC-RF25 (F22)</w:t>
+            </w:r>
+          </w:p>
+        </w:tc>
+        <w:tc>
+          <w:tcPr>
+            <w:tcW w:w="1807" w:type="dxa"/>
+          </w:tcPr>
+          <w:p>
+            <w:pPr>
+              <w:spacing w:after="0" w:line="240" w:lineRule="auto"/>
+              <w:jc w:val="left"/>
+            </w:pPr>
+            <w:r>
+              <w:rPr>
+                <w:sz w:val="15"/>
+                <w:szCs w:val="15"/>
               </w:rPr>
               <w:t xml:space="preserve">—</w:t>
             </w:r>
           </w:p>
         </w:tc>
-      </w:tr>
-      <w:tr>
-        <w:trPr>
-          <w:cantSplit/>
-        </w:trPr>
-        <w:tc>
-          <w:tcPr>
-            <w:tcW w:w="739" w:type="dxa"/>
-          </w:tcPr>
-          <w:p>
-            <w:pPr>
-              <w:spacing w:after="0" w:line="240" w:lineRule="auto"/>
-              <w:jc w:val="left"/>
-            </w:pPr>
-            <w:r>
-              <w:rPr>
-                <w:sz w:val="16"/>
-                <w:szCs w:val="16"/>
-              </w:rPr>
-              <w:t xml:space="preserve">RF-19</w:t>
-            </w:r>
-          </w:p>
-        </w:tc>
-        <w:tc>
-          <w:tcPr>
-            <w:tcW w:w="2875" w:type="dxa"/>
-          </w:tcPr>
-          <w:p>
-            <w:pPr>
-              <w:spacing w:after="0" w:line="240" w:lineRule="auto"/>
-              <w:jc w:val="left"/>
-            </w:pPr>
-            <w:r>
-              <w:rPr>
-                <w:sz w:val="16"/>
-                <w:szCs w:val="16"/>
-              </w:rPr>
-              <w:t xml:space="preserve">Registrar entrevista y su resultado</w:t>
+        <w:tc>
+          <w:tcPr>
+            <w:tcW w:w="2382" w:type="dxa"/>
+          </w:tcPr>
+          <w:p>
+            <w:pPr>
+              <w:spacing w:after="0" w:line="240" w:lineRule="auto"/>
+              <w:jc w:val="left"/>
+            </w:pPr>
+            <w:r>
+              <w:rPr>
+                <w:sz w:val="15"/>
+                <w:szCs w:val="15"/>
+              </w:rPr>
+              <w:t xml:space="preserve">Mismo nombre en el F9 y en el cap. 4 de v1.0</w:t>
+            </w:r>
+          </w:p>
+        </w:tc>
+      </w:tr>
+      <w:tr>
+        <w:trPr>
+          <w:cantSplit/>
+        </w:trPr>
+        <w:tc>
+          <w:tcPr>
+            <w:tcW w:w="657" w:type="dxa"/>
+          </w:tcPr>
+          <w:p>
+            <w:pPr>
+              <w:spacing w:after="0" w:line="240" w:lineRule="auto"/>
+              <w:jc w:val="left"/>
+            </w:pPr>
+            <w:r>
+              <w:rPr>
+                <w:sz w:val="15"/>
+                <w:szCs w:val="15"/>
+              </w:rPr>
+              <w:t xml:space="preserve">RF-26</w:t>
             </w:r>
           </w:p>
         </w:tc>
@@ -5978,10 +7749,87 @@
             </w:pPr>
             <w:r>
               <w:rPr>
-                <w:sz w:val="16"/>
-                <w:szCs w:val="16"/>
-              </w:rPr>
-              <w:t xml:space="preserve">Registrar entrevista y resultado</w:t>
+                <w:sz w:val="15"/>
+                <w:szCs w:val="15"/>
+              </w:rPr>
+              <w:t xml:space="preserve">Notificar resultado y cierre al postulante</w:t>
+            </w:r>
+          </w:p>
+        </w:tc>
+        <w:tc>
+          <w:tcPr>
+            <w:tcW w:w="1068" w:type="dxa"/>
+          </w:tcPr>
+          <w:p>
+            <w:pPr>
+              <w:spacing w:after="0" w:line="240" w:lineRule="auto"/>
+              <w:jc w:val="left"/>
+            </w:pPr>
+            <w:r>
+              <w:rPr>
+                <w:sz w:val="15"/>
+                <w:szCs w:val="15"/>
+              </w:rPr>
+              <w:t xml:space="preserve">UC-RF26 (F22)</w:t>
+            </w:r>
+          </w:p>
+        </w:tc>
+        <w:tc>
+          <w:tcPr>
+            <w:tcW w:w="1807" w:type="dxa"/>
+          </w:tcPr>
+          <w:p>
+            <w:pPr>
+              <w:spacing w:after="0" w:line="240" w:lineRule="auto"/>
+              <w:jc w:val="left"/>
+            </w:pPr>
+            <w:r>
+              <w:rPr>
+                <w:sz w:val="15"/>
+                <w:szCs w:val="15"/>
+              </w:rPr>
+              <w:t xml:space="preserve">Notificar resultado y cierre</w:t>
+            </w:r>
+          </w:p>
+        </w:tc>
+        <w:tc>
+          <w:tcPr>
+            <w:tcW w:w="2382" w:type="dxa"/>
+          </w:tcPr>
+          <w:p>
+            <w:pPr>
+              <w:spacing w:after="0" w:line="240" w:lineRule="auto"/>
+              <w:jc w:val="left"/>
+            </w:pPr>
+            <w:r>
+              <w:rPr>
+                <w:sz w:val="15"/>
+                <w:szCs w:val="15"/>
+              </w:rPr>
+              <w:t xml:space="preserve">Rótulo abreviado o variante usado en: F9 v1.0 y v1.1 (tabla de línea base funcional); informe v1.0, cap. 4 §4.2. No es un RF distinto</w:t>
+            </w:r>
+          </w:p>
+        </w:tc>
+      </w:tr>
+      <w:tr>
+        <w:trPr>
+          <w:cantSplit/>
+        </w:trPr>
+        <w:tc>
+          <w:tcPr>
+            <w:tcW w:w="657" w:type="dxa"/>
+          </w:tcPr>
+          <w:p>
+            <w:pPr>
+              <w:spacing w:after="0" w:line="240" w:lineRule="auto"/>
+              <w:jc w:val="left"/>
+            </w:pPr>
+            <w:r>
+              <w:rPr>
+                <w:sz w:val="15"/>
+                <w:szCs w:val="15"/>
+              </w:rPr>
+              <w:t xml:space="preserve">RF-27</w:t>
             </w:r>
           </w:p>
         </w:tc>
@@ -5996,318 +7844,64 @@
             </w:pPr>
             <w:r>
               <w:rPr>
-                <w:sz w:val="16"/>
-                <w:szCs w:val="16"/>
-              </w:rPr>
-              <w:t xml:space="preserve">Registrar entrevista y resultado</w:t>
-            </w:r>
-          </w:p>
-        </w:tc>
-      </w:tr>
-      <w:tr>
-        <w:trPr>
-          <w:cantSplit/>
-        </w:trPr>
-        <w:tc>
-          <w:tcPr>
-            <w:tcW w:w="739" w:type="dxa"/>
-          </w:tcPr>
-          <w:p>
-            <w:pPr>
-              <w:spacing w:after="0" w:line="240" w:lineRule="auto"/>
-              <w:jc w:val="left"/>
-            </w:pPr>
-            <w:r>
-              <w:rPr>
-                <w:sz w:val="16"/>
-                <w:szCs w:val="16"/>
-              </w:rPr>
-              <w:t xml:space="preserve">RF-22</w:t>
-            </w:r>
-          </w:p>
-        </w:tc>
-        <w:tc>
-          <w:tcPr>
-            <w:tcW w:w="2875" w:type="dxa"/>
-          </w:tcPr>
-          <w:p>
-            <w:pPr>
-              <w:spacing w:after="0" w:line="240" w:lineRule="auto"/>
-              <w:jc w:val="left"/>
-            </w:pPr>
-            <w:r>
-              <w:rPr>
-                <w:sz w:val="16"/>
-                <w:szCs w:val="16"/>
-              </w:rPr>
-              <w:t xml:space="preserve">Presentar comparación de candidatos</w:t>
-            </w:r>
-          </w:p>
-        </w:tc>
-        <w:tc>
-          <w:tcPr>
-            <w:tcW w:w="2300" w:type="dxa"/>
-          </w:tcPr>
-          <w:p>
-            <w:pPr>
-              <w:spacing w:after="0" w:line="240" w:lineRule="auto"/>
-              <w:jc w:val="left"/>
-            </w:pPr>
-            <w:r>
-              <w:rPr>
-                <w:sz w:val="16"/>
-                <w:szCs w:val="16"/>
-              </w:rPr>
-              <w:t xml:space="preserve">Presentar comparación</w:t>
-            </w:r>
-          </w:p>
-        </w:tc>
-        <w:tc>
-          <w:tcPr>
-            <w:tcW w:w="2300" w:type="dxa"/>
-          </w:tcPr>
-          <w:p>
-            <w:pPr>
-              <w:spacing w:after="0" w:line="240" w:lineRule="auto"/>
-              <w:jc w:val="left"/>
-            </w:pPr>
-            <w:r>
-              <w:rPr>
-                <w:sz w:val="16"/>
-                <w:szCs w:val="16"/>
+                <w:sz w:val="15"/>
+                <w:szCs w:val="15"/>
+              </w:rPr>
+              <w:t xml:space="preserve">Generar registro de auditoría</w:t>
+            </w:r>
+          </w:p>
+        </w:tc>
+        <w:tc>
+          <w:tcPr>
+            <w:tcW w:w="1068" w:type="dxa"/>
+          </w:tcPr>
+          <w:p>
+            <w:pPr>
+              <w:spacing w:after="0" w:line="240" w:lineRule="auto"/>
+              <w:jc w:val="left"/>
+            </w:pPr>
+            <w:r>
+              <w:rPr>
+                <w:sz w:val="15"/>
+                <w:szCs w:val="15"/>
+              </w:rPr>
+              <w:t xml:space="preserve">UC-RF27 (F22)</w:t>
+            </w:r>
+          </w:p>
+        </w:tc>
+        <w:tc>
+          <w:tcPr>
+            <w:tcW w:w="1807" w:type="dxa"/>
+          </w:tcPr>
+          <w:p>
+            <w:pPr>
+              <w:spacing w:after="0" w:line="240" w:lineRule="auto"/>
+              <w:jc w:val="left"/>
+            </w:pPr>
+            <w:r>
+              <w:rPr>
+                <w:sz w:val="15"/>
+                <w:szCs w:val="15"/>
               </w:rPr>
               <w:t xml:space="preserve">—</w:t>
             </w:r>
           </w:p>
         </w:tc>
-      </w:tr>
-      <w:tr>
-        <w:trPr>
-          <w:cantSplit/>
-        </w:trPr>
-        <w:tc>
-          <w:tcPr>
-            <w:tcW w:w="739" w:type="dxa"/>
-          </w:tcPr>
-          <w:p>
-            <w:pPr>
-              <w:spacing w:after="0" w:line="240" w:lineRule="auto"/>
-              <w:jc w:val="left"/>
-            </w:pPr>
-            <w:r>
-              <w:rPr>
-                <w:sz w:val="16"/>
-                <w:szCs w:val="16"/>
-              </w:rPr>
-              <w:t xml:space="preserve">RF-23</w:t>
-            </w:r>
-          </w:p>
-        </w:tc>
-        <w:tc>
-          <w:tcPr>
-            <w:tcW w:w="2875" w:type="dxa"/>
-          </w:tcPr>
-          <w:p>
-            <w:pPr>
-              <w:spacing w:after="0" w:line="240" w:lineRule="auto"/>
-              <w:jc w:val="left"/>
-            </w:pPr>
-            <w:r>
-              <w:rPr>
-                <w:sz w:val="16"/>
-                <w:szCs w:val="16"/>
-              </w:rPr>
-              <w:t xml:space="preserve">Registrar decisión final de selección</w:t>
-            </w:r>
-          </w:p>
-        </w:tc>
-        <w:tc>
-          <w:tcPr>
-            <w:tcW w:w="2300" w:type="dxa"/>
-          </w:tcPr>
-          <w:p>
-            <w:pPr>
-              <w:spacing w:after="0" w:line="240" w:lineRule="auto"/>
-              <w:jc w:val="left"/>
-            </w:pPr>
-            <w:r>
-              <w:rPr>
-                <w:sz w:val="16"/>
-                <w:szCs w:val="16"/>
-              </w:rPr>
-              <w:t xml:space="preserve">Registrar decisión final humana</w:t>
-            </w:r>
-          </w:p>
-        </w:tc>
-        <w:tc>
-          <w:tcPr>
-            <w:tcW w:w="2300" w:type="dxa"/>
-          </w:tcPr>
-          <w:p>
-            <w:pPr>
-              <w:spacing w:after="0" w:line="240" w:lineRule="auto"/>
-              <w:jc w:val="left"/>
-            </w:pPr>
-            <w:r>
-              <w:rPr>
-                <w:sz w:val="16"/>
-                <w:szCs w:val="16"/>
-              </w:rPr>
-              <w:t xml:space="preserve">—</w:t>
-            </w:r>
-          </w:p>
-        </w:tc>
-      </w:tr>
-      <w:tr>
-        <w:trPr>
-          <w:cantSplit/>
-        </w:trPr>
-        <w:tc>
-          <w:tcPr>
-            <w:tcW w:w="739" w:type="dxa"/>
-          </w:tcPr>
-          <w:p>
-            <w:pPr>
-              <w:spacing w:after="0" w:line="240" w:lineRule="auto"/>
-              <w:jc w:val="left"/>
-            </w:pPr>
-            <w:r>
-              <w:rPr>
-                <w:sz w:val="16"/>
-                <w:szCs w:val="16"/>
-              </w:rPr>
-              <w:t xml:space="preserve">RF-24</w:t>
-            </w:r>
-          </w:p>
-        </w:tc>
-        <w:tc>
-          <w:tcPr>
-            <w:tcW w:w="2875" w:type="dxa"/>
-          </w:tcPr>
-          <w:p>
-            <w:pPr>
-              <w:spacing w:after="0" w:line="240" w:lineRule="auto"/>
-              <w:jc w:val="left"/>
-            </w:pPr>
-            <w:r>
-              <w:rPr>
-                <w:sz w:val="16"/>
-                <w:szCs w:val="16"/>
-              </w:rPr>
-              <w:t xml:space="preserve">Registrar selección del candidato</w:t>
-            </w:r>
-          </w:p>
-        </w:tc>
-        <w:tc>
-          <w:tcPr>
-            <w:tcW w:w="2300" w:type="dxa"/>
-          </w:tcPr>
-          <w:p>
-            <w:pPr>
-              <w:spacing w:after="0" w:line="240" w:lineRule="auto"/>
-              <w:jc w:val="left"/>
-            </w:pPr>
-            <w:r>
-              <w:rPr>
-                <w:sz w:val="16"/>
-                <w:szCs w:val="16"/>
-              </w:rPr>
-              <w:t xml:space="preserve">Registrar selección</w:t>
-            </w:r>
-          </w:p>
-        </w:tc>
-        <w:tc>
-          <w:tcPr>
-            <w:tcW w:w="2300" w:type="dxa"/>
-          </w:tcPr>
-          <w:p>
-            <w:pPr>
-              <w:spacing w:after="0" w:line="240" w:lineRule="auto"/>
-              <w:jc w:val="left"/>
-            </w:pPr>
-            <w:r>
-              <w:rPr>
-                <w:sz w:val="16"/>
-                <w:szCs w:val="16"/>
-              </w:rPr>
-              <w:t xml:space="preserve">—</w:t>
-            </w:r>
-          </w:p>
-        </w:tc>
-      </w:tr>
-      <w:tr>
-        <w:trPr>
-          <w:cantSplit/>
-        </w:trPr>
-        <w:tc>
-          <w:tcPr>
-            <w:tcW w:w="739" w:type="dxa"/>
-          </w:tcPr>
-          <w:p>
-            <w:pPr>
-              <w:spacing w:after="0" w:line="240" w:lineRule="auto"/>
-              <w:jc w:val="left"/>
-            </w:pPr>
-            <w:r>
-              <w:rPr>
-                <w:sz w:val="16"/>
-                <w:szCs w:val="16"/>
-              </w:rPr>
-              <w:t xml:space="preserve">RF-26</w:t>
-            </w:r>
-          </w:p>
-        </w:tc>
-        <w:tc>
-          <w:tcPr>
-            <w:tcW w:w="2875" w:type="dxa"/>
-          </w:tcPr>
-          <w:p>
-            <w:pPr>
-              <w:spacing w:after="0" w:line="240" w:lineRule="auto"/>
-              <w:jc w:val="left"/>
-            </w:pPr>
-            <w:r>
-              <w:rPr>
-                <w:sz w:val="16"/>
-                <w:szCs w:val="16"/>
-              </w:rPr>
-              <w:t xml:space="preserve">Notificar resultado y cierre al postulante</w:t>
-            </w:r>
-          </w:p>
-        </w:tc>
-        <w:tc>
-          <w:tcPr>
-            <w:tcW w:w="2300" w:type="dxa"/>
-          </w:tcPr>
-          <w:p>
-            <w:pPr>
-              <w:spacing w:after="0" w:line="240" w:lineRule="auto"/>
-              <w:jc w:val="left"/>
-            </w:pPr>
-            <w:r>
-              <w:rPr>
-                <w:sz w:val="16"/>
-                <w:szCs w:val="16"/>
-              </w:rPr>
-              <w:t xml:space="preserve">Notificar resultado y cierre</w:t>
-            </w:r>
-          </w:p>
-        </w:tc>
-        <w:tc>
-          <w:tcPr>
-            <w:tcW w:w="2300" w:type="dxa"/>
-          </w:tcPr>
-          <w:p>
-            <w:pPr>
-              <w:spacing w:after="0" w:line="240" w:lineRule="auto"/>
-              <w:jc w:val="left"/>
-            </w:pPr>
-            <w:r>
-              <w:rPr>
-                <w:sz w:val="16"/>
-                <w:szCs w:val="16"/>
-              </w:rPr>
-              <w:t xml:space="preserve">Notificar resultado y cierre</w:t>
+        <w:tc>
+          <w:tcPr>
+            <w:tcW w:w="2382" w:type="dxa"/>
+          </w:tcPr>
+          <w:p>
+            <w:pPr>
+              <w:spacing w:after="0" w:line="240" w:lineRule="auto"/>
+              <w:jc w:val="left"/>
+            </w:pPr>
+            <w:r>
+              <w:rPr>
+                <w:sz w:val="15"/>
+                <w:szCs w:val="15"/>
+              </w:rPr>
+              <w:t xml:space="preserve">Mismo nombre en el F9 y en el cap. 4 de v1.0</w:t>
             </w:r>
           </w:p>
         </w:tc>
